--- a/evidencias/FJ1656_MañanáSantana_U02.LAB10.docx
+++ b/evidencias/FJ1656_MañanáSantana_U02.LAB10.docx
@@ -161,7 +161,7 @@
                   <w:sz w:val="72"/>
                   <w:szCs w:val="72"/>
                 </w:rPr>
-                <w:t>2</w:t>
+                <w:t>3</w:t>
               </w:r>
               <w:r>
                 <w:rPr>
@@ -731,7 +731,23 @@
           <w:bCs/>
         </w:rPr>
         <w:lastRenderedPageBreak/>
-        <w:t>INFORME DE ENTREGA DE PROYECTO: U2.LAB0</w:t>
+        <w:t>INFORME DE ENTREGA DE PROYECTO: U</w:t>
+      </w:r>
+      <w:r>
+        <w:rPr>
+          <w:rFonts w:ascii="Times New Roman" w:hAnsi="Times New Roman" w:cs="Times New Roman"/>
+          <w:b/>
+          <w:bCs/>
+        </w:rPr>
+        <w:t>3</w:t>
+      </w:r>
+      <w:r>
+        <w:rPr>
+          <w:rFonts w:ascii="Times New Roman" w:hAnsi="Times New Roman" w:cs="Times New Roman"/>
+          <w:b/>
+          <w:bCs/>
+        </w:rPr>
+        <w:t>.LAB0</w:t>
       </w:r>
       <w:r>
         <w:rPr>
@@ -851,7 +867,7 @@
           <w:rPr>
             <w:rStyle w:val="Hipervnculo"/>
           </w:rPr>
-          <w:t>https://github.com/Rickymjms/INF8239_U03_Recomendadores_Proyecto_Base_uv.git</w:t>
+          <w:t>https://github.com/Rickymjms/INF8239_U03_Generativos_Proyecto_Base_uv.git</w:t>
         </w:r>
       </w:hyperlink>
     </w:p>
@@ -878,18 +894,8 @@
           <w:b/>
           <w:bCs/>
         </w:rPr>
-        <w:t xml:space="preserve">Rama Principal: </w:t>
+        <w:t>Rama Principal: main</w:t>
       </w:r>
-      <w:proofErr w:type="spellStart"/>
-      <w:r>
-        <w:rPr>
-          <w:rFonts w:ascii="Times New Roman" w:hAnsi="Times New Roman" w:cs="Times New Roman"/>
-          <w:b/>
-          <w:bCs/>
-        </w:rPr>
-        <w:t>main</w:t>
-      </w:r>
-      <w:proofErr w:type="spellEnd"/>
     </w:p>
     <w:p>
       <w:pPr>
@@ -918,7 +924,10 @@
     </w:p>
     <w:p>
       <w:pPr>
-        <w:jc w:val="both"/>
+        <w:tabs>
+          <w:tab w:val="left" w:pos="5364"/>
+        </w:tabs>
+        <w:jc w:val="center"/>
         <w:rPr>
           <w:rFonts w:ascii="Times New Roman" w:hAnsi="Times New Roman" w:cs="Times New Roman"/>
           <w:b/>
@@ -955,7 +964,7 @@
           <w:b/>
           <w:bCs/>
         </w:rPr>
-        <w:t>Factorización, ranking offline y recomendación híbrida</w:t>
+        <w:t>Autoencoder y VAE con Fashion-MNIST</w:t>
       </w:r>
     </w:p>
     <w:p>
@@ -983,11 +992,11 @@
       <w:r>
         <w:rPr>
           <w:rFonts w:ascii="Times New Roman" w:eastAsia="Times New Roman" w:hAnsi="Times New Roman" w:cs="Times New Roman"/>
+          <w:noProof/>
           <w:sz w:val="27"/>
           <w:szCs w:val="27"/>
           <w:lang w:eastAsia="es-DO"/>
         </w:rPr>
-        <w:lastRenderedPageBreak/>
         <w:drawing>
           <wp:inline distT="0" distB="0" distL="0" distR="0" wp14:anchorId="2902BBCF" wp14:editId="4E5975EE">
             <wp:extent cx="5943600" cy="5244465"/>
@@ -1037,9 +1046,1482 @@
           <w:lang w:eastAsia="es-DO"/>
         </w:rPr>
       </w:pPr>
+      <w:r>
+        <w:rPr>
+          <w:rFonts w:ascii="Times New Roman" w:eastAsia="Times New Roman" w:hAnsi="Times New Roman" w:cs="Times New Roman"/>
+          <w:sz w:val="27"/>
+          <w:szCs w:val="27"/>
+          <w:lang w:eastAsia="es-DO"/>
+        </w:rPr>
+        <w:lastRenderedPageBreak/>
+        <w:drawing>
+          <wp:inline distT="0" distB="0" distL="0" distR="0" wp14:anchorId="4345E8A8" wp14:editId="41A7D12A">
+            <wp:extent cx="5943600" cy="5958205"/>
+            <wp:effectExtent l="0" t="0" r="0" b="4445"/>
+            <wp:docPr id="1519616670" name="Imagen 1"/>
+            <wp:cNvGraphicFramePr>
+              <a:graphicFrameLocks xmlns:a="http://schemas.openxmlformats.org/drawingml/2006/main" noChangeAspect="1"/>
+            </wp:cNvGraphicFramePr>
+            <a:graphic xmlns:a="http://schemas.openxmlformats.org/drawingml/2006/main">
+              <a:graphicData uri="http://schemas.openxmlformats.org/drawingml/2006/picture">
+                <pic:pic xmlns:pic="http://schemas.openxmlformats.org/drawingml/2006/picture">
+                  <pic:nvPicPr>
+                    <pic:cNvPr id="1519616670" name=""/>
+                    <pic:cNvPicPr/>
+                  </pic:nvPicPr>
+                  <pic:blipFill>
+                    <a:blip r:embed="rId16"/>
+                    <a:stretch>
+                      <a:fillRect/>
+                    </a:stretch>
+                  </pic:blipFill>
+                  <pic:spPr>
+                    <a:xfrm>
+                      <a:off x="0" y="0"/>
+                      <a:ext cx="5943600" cy="5958205"/>
+                    </a:xfrm>
+                    <a:prstGeom prst="rect">
+                      <a:avLst/>
+                    </a:prstGeom>
+                  </pic:spPr>
+                </pic:pic>
+              </a:graphicData>
+            </a:graphic>
+          </wp:inline>
+        </w:drawing>
+      </w:r>
+    </w:p>
+    <w:p>
+      <w:pPr>
+        <w:tabs>
+          <w:tab w:val="left" w:pos="1605"/>
+        </w:tabs>
+        <w:rPr>
+          <w:rFonts w:ascii="Times New Roman" w:eastAsia="Times New Roman" w:hAnsi="Times New Roman" w:cs="Times New Roman"/>
+          <w:sz w:val="27"/>
+          <w:szCs w:val="27"/>
+          <w:lang w:eastAsia="es-DO"/>
+        </w:rPr>
+      </w:pPr>
+      <w:r>
+        <w:rPr>
+          <w:rFonts w:ascii="Times New Roman" w:eastAsia="Times New Roman" w:hAnsi="Times New Roman" w:cs="Times New Roman"/>
+          <w:sz w:val="27"/>
+          <w:szCs w:val="27"/>
+          <w:lang w:eastAsia="es-DO"/>
+        </w:rPr>
+        <w:lastRenderedPageBreak/>
+        <w:drawing>
+          <wp:inline distT="0" distB="0" distL="0" distR="0" wp14:anchorId="277CA778" wp14:editId="19F5529E">
+            <wp:extent cx="5943600" cy="5814060"/>
+            <wp:effectExtent l="0" t="0" r="0" b="0"/>
+            <wp:docPr id="1580809845" name="Imagen 1"/>
+            <wp:cNvGraphicFramePr>
+              <a:graphicFrameLocks xmlns:a="http://schemas.openxmlformats.org/drawingml/2006/main" noChangeAspect="1"/>
+            </wp:cNvGraphicFramePr>
+            <a:graphic xmlns:a="http://schemas.openxmlformats.org/drawingml/2006/main">
+              <a:graphicData uri="http://schemas.openxmlformats.org/drawingml/2006/picture">
+                <pic:pic xmlns:pic="http://schemas.openxmlformats.org/drawingml/2006/picture">
+                  <pic:nvPicPr>
+                    <pic:cNvPr id="1580809845" name=""/>
+                    <pic:cNvPicPr/>
+                  </pic:nvPicPr>
+                  <pic:blipFill>
+                    <a:blip r:embed="rId17"/>
+                    <a:stretch>
+                      <a:fillRect/>
+                    </a:stretch>
+                  </pic:blipFill>
+                  <pic:spPr>
+                    <a:xfrm>
+                      <a:off x="0" y="0"/>
+                      <a:ext cx="5943600" cy="5814060"/>
+                    </a:xfrm>
+                    <a:prstGeom prst="rect">
+                      <a:avLst/>
+                    </a:prstGeom>
+                  </pic:spPr>
+                </pic:pic>
+              </a:graphicData>
+            </a:graphic>
+          </wp:inline>
+        </w:drawing>
+      </w:r>
+    </w:p>
+    <w:p>
+      <w:pPr>
+        <w:tabs>
+          <w:tab w:val="left" w:pos="1605"/>
+        </w:tabs>
+        <w:rPr>
+          <w:rFonts w:ascii="Times New Roman" w:eastAsia="Times New Roman" w:hAnsi="Times New Roman" w:cs="Times New Roman"/>
+          <w:sz w:val="27"/>
+          <w:szCs w:val="27"/>
+          <w:lang w:eastAsia="es-DO"/>
+        </w:rPr>
+      </w:pPr>
+      <w:r>
+        <w:rPr>
+          <w:rFonts w:ascii="Times New Roman" w:eastAsia="Times New Roman" w:hAnsi="Times New Roman" w:cs="Times New Roman"/>
+          <w:sz w:val="27"/>
+          <w:szCs w:val="27"/>
+          <w:lang w:eastAsia="es-DO"/>
+        </w:rPr>
+        <w:lastRenderedPageBreak/>
+        <w:drawing>
+          <wp:inline distT="0" distB="0" distL="0" distR="0" wp14:anchorId="2DDCAC2A" wp14:editId="45D75806">
+            <wp:extent cx="5943600" cy="5965190"/>
+            <wp:effectExtent l="0" t="0" r="0" b="0"/>
+            <wp:docPr id="1734269347" name="Imagen 1"/>
+            <wp:cNvGraphicFramePr>
+              <a:graphicFrameLocks xmlns:a="http://schemas.openxmlformats.org/drawingml/2006/main" noChangeAspect="1"/>
+            </wp:cNvGraphicFramePr>
+            <a:graphic xmlns:a="http://schemas.openxmlformats.org/drawingml/2006/main">
+              <a:graphicData uri="http://schemas.openxmlformats.org/drawingml/2006/picture">
+                <pic:pic xmlns:pic="http://schemas.openxmlformats.org/drawingml/2006/picture">
+                  <pic:nvPicPr>
+                    <pic:cNvPr id="1734269347" name=""/>
+                    <pic:cNvPicPr/>
+                  </pic:nvPicPr>
+                  <pic:blipFill>
+                    <a:blip r:embed="rId18"/>
+                    <a:stretch>
+                      <a:fillRect/>
+                    </a:stretch>
+                  </pic:blipFill>
+                  <pic:spPr>
+                    <a:xfrm>
+                      <a:off x="0" y="0"/>
+                      <a:ext cx="5943600" cy="5965190"/>
+                    </a:xfrm>
+                    <a:prstGeom prst="rect">
+                      <a:avLst/>
+                    </a:prstGeom>
+                  </pic:spPr>
+                </pic:pic>
+              </a:graphicData>
+            </a:graphic>
+          </wp:inline>
+        </w:drawing>
+      </w:r>
+    </w:p>
+    <w:p>
+      <w:pPr>
+        <w:tabs>
+          <w:tab w:val="left" w:pos="1605"/>
+        </w:tabs>
+        <w:rPr>
+          <w:rFonts w:ascii="Times New Roman" w:eastAsia="Times New Roman" w:hAnsi="Times New Roman" w:cs="Times New Roman"/>
+          <w:sz w:val="27"/>
+          <w:szCs w:val="27"/>
+          <w:lang w:eastAsia="es-DO"/>
+        </w:rPr>
+      </w:pPr>
+      <w:r>
+        <w:rPr>
+          <w:rFonts w:ascii="Times New Roman" w:eastAsia="Times New Roman" w:hAnsi="Times New Roman" w:cs="Times New Roman"/>
+          <w:sz w:val="27"/>
+          <w:szCs w:val="27"/>
+          <w:lang w:eastAsia="es-DO"/>
+        </w:rPr>
+        <w:lastRenderedPageBreak/>
+        <w:drawing>
+          <wp:inline distT="0" distB="0" distL="0" distR="0" wp14:anchorId="5FCFAADA" wp14:editId="12B92ED6">
+            <wp:extent cx="5943600" cy="5986780"/>
+            <wp:effectExtent l="0" t="0" r="0" b="0"/>
+            <wp:docPr id="1492363877" name="Imagen 1"/>
+            <wp:cNvGraphicFramePr>
+              <a:graphicFrameLocks xmlns:a="http://schemas.openxmlformats.org/drawingml/2006/main" noChangeAspect="1"/>
+            </wp:cNvGraphicFramePr>
+            <a:graphic xmlns:a="http://schemas.openxmlformats.org/drawingml/2006/main">
+              <a:graphicData uri="http://schemas.openxmlformats.org/drawingml/2006/picture">
+                <pic:pic xmlns:pic="http://schemas.openxmlformats.org/drawingml/2006/picture">
+                  <pic:nvPicPr>
+                    <pic:cNvPr id="1492363877" name=""/>
+                    <pic:cNvPicPr/>
+                  </pic:nvPicPr>
+                  <pic:blipFill>
+                    <a:blip r:embed="rId19"/>
+                    <a:stretch>
+                      <a:fillRect/>
+                    </a:stretch>
+                  </pic:blipFill>
+                  <pic:spPr>
+                    <a:xfrm>
+                      <a:off x="0" y="0"/>
+                      <a:ext cx="5943600" cy="5986780"/>
+                    </a:xfrm>
+                    <a:prstGeom prst="rect">
+                      <a:avLst/>
+                    </a:prstGeom>
+                  </pic:spPr>
+                </pic:pic>
+              </a:graphicData>
+            </a:graphic>
+          </wp:inline>
+        </w:drawing>
+      </w:r>
+    </w:p>
+    <w:p>
+      <w:pPr>
+        <w:tabs>
+          <w:tab w:val="left" w:pos="1605"/>
+        </w:tabs>
+        <w:rPr>
+          <w:rFonts w:ascii="Times New Roman" w:eastAsia="Times New Roman" w:hAnsi="Times New Roman" w:cs="Times New Roman"/>
+          <w:sz w:val="27"/>
+          <w:szCs w:val="27"/>
+          <w:lang w:eastAsia="es-DO"/>
+        </w:rPr>
+      </w:pPr>
+    </w:p>
+    <w:p>
+      <w:pPr>
+        <w:tabs>
+          <w:tab w:val="left" w:pos="1605"/>
+        </w:tabs>
+        <w:rPr>
+          <w:rFonts w:ascii="Times New Roman" w:eastAsia="Times New Roman" w:hAnsi="Times New Roman" w:cs="Times New Roman"/>
+          <w:sz w:val="27"/>
+          <w:szCs w:val="27"/>
+          <w:lang w:eastAsia="es-DO"/>
+        </w:rPr>
+      </w:pPr>
+      <w:r>
+        <w:rPr>
+          <w:noProof/>
+        </w:rPr>
+        <w:lastRenderedPageBreak/>
+        <w:drawing>
+          <wp:inline distT="0" distB="0" distL="0" distR="0" wp14:anchorId="3272C52D" wp14:editId="16EE325A">
+            <wp:extent cx="5943600" cy="1981200"/>
+            <wp:effectExtent l="0" t="0" r="0" b="0"/>
+            <wp:docPr id="1294913180" name="Imagen 3"/>
+            <wp:cNvGraphicFramePr>
+              <a:graphicFrameLocks xmlns:a="http://schemas.openxmlformats.org/drawingml/2006/main" noChangeAspect="1"/>
+            </wp:cNvGraphicFramePr>
+            <a:graphic xmlns:a="http://schemas.openxmlformats.org/drawingml/2006/main">
+              <a:graphicData uri="http://schemas.openxmlformats.org/drawingml/2006/picture">
+                <pic:pic xmlns:pic="http://schemas.openxmlformats.org/drawingml/2006/picture">
+                  <pic:nvPicPr>
+                    <pic:cNvPr id="0" name="Picture 2"/>
+                    <pic:cNvPicPr>
+                      <a:picLocks noChangeAspect="1" noChangeArrowheads="1"/>
+                    </pic:cNvPicPr>
+                  </pic:nvPicPr>
+                  <pic:blipFill>
+                    <a:blip r:embed="rId20" cstate="print">
+                      <a:extLst>
+                        <a:ext uri="{28A0092B-C50C-407E-A947-70E740481C1C}">
+                          <a14:useLocalDpi xmlns:a14="http://schemas.microsoft.com/office/drawing/2010/main" val="0"/>
+                        </a:ext>
+                      </a:extLst>
+                    </a:blip>
+                    <a:srcRect/>
+                    <a:stretch>
+                      <a:fillRect/>
+                    </a:stretch>
+                  </pic:blipFill>
+                  <pic:spPr bwMode="auto">
+                    <a:xfrm>
+                      <a:off x="0" y="0"/>
+                      <a:ext cx="5943600" cy="1981200"/>
+                    </a:xfrm>
+                    <a:prstGeom prst="rect">
+                      <a:avLst/>
+                    </a:prstGeom>
+                    <a:noFill/>
+                    <a:ln>
+                      <a:noFill/>
+                    </a:ln>
+                  </pic:spPr>
+                </pic:pic>
+              </a:graphicData>
+            </a:graphic>
+          </wp:inline>
+        </w:drawing>
+      </w:r>
+    </w:p>
+    <w:p>
+      <w:pPr>
+        <w:tabs>
+          <w:tab w:val="left" w:pos="1605"/>
+        </w:tabs>
+        <w:rPr>
+          <w:rFonts w:ascii="Times New Roman" w:eastAsia="Times New Roman" w:hAnsi="Times New Roman" w:cs="Times New Roman"/>
+          <w:sz w:val="27"/>
+          <w:szCs w:val="27"/>
+          <w:lang w:eastAsia="es-DO"/>
+        </w:rPr>
+      </w:pPr>
+    </w:p>
+    <w:p>
+      <w:pPr>
+        <w:tabs>
+          <w:tab w:val="left" w:pos="1605"/>
+        </w:tabs>
+        <w:rPr>
+          <w:rFonts w:ascii="Times New Roman" w:eastAsia="Times New Roman" w:hAnsi="Times New Roman" w:cs="Times New Roman"/>
+          <w:sz w:val="27"/>
+          <w:szCs w:val="27"/>
+          <w:lang w:eastAsia="es-DO"/>
+        </w:rPr>
+      </w:pPr>
+    </w:p>
+    <w:p>
+      <w:pPr>
+        <w:tabs>
+          <w:tab w:val="left" w:pos="1605"/>
+        </w:tabs>
+        <w:rPr>
+          <w:rFonts w:ascii="Times New Roman" w:eastAsia="Times New Roman" w:hAnsi="Times New Roman" w:cs="Times New Roman"/>
+          <w:sz w:val="27"/>
+          <w:szCs w:val="27"/>
+          <w:lang w:eastAsia="es-DO"/>
+        </w:rPr>
+      </w:pPr>
+      <w:r>
+        <w:rPr>
+          <w:noProof/>
+        </w:rPr>
+        <w:drawing>
+          <wp:inline distT="0" distB="0" distL="0" distR="0" wp14:anchorId="78031C72" wp14:editId="5272BDF5">
+            <wp:extent cx="5943600" cy="531495"/>
+            <wp:effectExtent l="0" t="0" r="0" b="1905"/>
+            <wp:docPr id="12206269" name="Imagen 2"/>
+            <wp:cNvGraphicFramePr>
+              <a:graphicFrameLocks xmlns:a="http://schemas.openxmlformats.org/drawingml/2006/main" noChangeAspect="1"/>
+            </wp:cNvGraphicFramePr>
+            <a:graphic xmlns:a="http://schemas.openxmlformats.org/drawingml/2006/main">
+              <a:graphicData uri="http://schemas.openxmlformats.org/drawingml/2006/picture">
+                <pic:pic xmlns:pic="http://schemas.openxmlformats.org/drawingml/2006/picture">
+                  <pic:nvPicPr>
+                    <pic:cNvPr id="0" name="Picture 1"/>
+                    <pic:cNvPicPr>
+                      <a:picLocks noChangeAspect="1" noChangeArrowheads="1"/>
+                    </pic:cNvPicPr>
+                  </pic:nvPicPr>
+                  <pic:blipFill>
+                    <a:blip r:embed="rId21" cstate="print">
+                      <a:extLst>
+                        <a:ext uri="{28A0092B-C50C-407E-A947-70E740481C1C}">
+                          <a14:useLocalDpi xmlns:a14="http://schemas.microsoft.com/office/drawing/2010/main" val="0"/>
+                        </a:ext>
+                      </a:extLst>
+                    </a:blip>
+                    <a:srcRect/>
+                    <a:stretch>
+                      <a:fillRect/>
+                    </a:stretch>
+                  </pic:blipFill>
+                  <pic:spPr bwMode="auto">
+                    <a:xfrm>
+                      <a:off x="0" y="0"/>
+                      <a:ext cx="5943600" cy="531495"/>
+                    </a:xfrm>
+                    <a:prstGeom prst="rect">
+                      <a:avLst/>
+                    </a:prstGeom>
+                    <a:noFill/>
+                    <a:ln>
+                      <a:noFill/>
+                    </a:ln>
+                  </pic:spPr>
+                </pic:pic>
+              </a:graphicData>
+            </a:graphic>
+          </wp:inline>
+        </w:drawing>
+      </w:r>
+    </w:p>
+    <w:p>
+      <w:pPr>
+        <w:tabs>
+          <w:tab w:val="left" w:pos="1605"/>
+        </w:tabs>
+        <w:rPr>
+          <w:rFonts w:ascii="Times New Roman" w:eastAsia="Times New Roman" w:hAnsi="Times New Roman" w:cs="Times New Roman"/>
+          <w:sz w:val="27"/>
+          <w:szCs w:val="27"/>
+          <w:lang w:eastAsia="es-DO"/>
+        </w:rPr>
+      </w:pPr>
+    </w:p>
+    <w:p>
+      <w:pPr>
+        <w:tabs>
+          <w:tab w:val="left" w:pos="1605"/>
+        </w:tabs>
+        <w:rPr>
+          <w:rFonts w:ascii="Times New Roman" w:eastAsia="Times New Roman" w:hAnsi="Times New Roman" w:cs="Times New Roman"/>
+          <w:sz w:val="27"/>
+          <w:szCs w:val="27"/>
+          <w:lang w:eastAsia="es-DO"/>
+        </w:rPr>
+      </w:pPr>
+    </w:p>
+    <w:p>
+      <w:pPr>
+        <w:tabs>
+          <w:tab w:val="left" w:pos="1605"/>
+        </w:tabs>
+        <w:rPr>
+          <w:rFonts w:ascii="Times New Roman" w:eastAsia="Times New Roman" w:hAnsi="Times New Roman" w:cs="Times New Roman"/>
+          <w:sz w:val="27"/>
+          <w:szCs w:val="27"/>
+          <w:lang w:eastAsia="es-DO"/>
+        </w:rPr>
+      </w:pPr>
+      <w:r>
+        <w:rPr>
+          <w:rFonts w:ascii="Times New Roman" w:eastAsia="Times New Roman" w:hAnsi="Times New Roman" w:cs="Times New Roman"/>
+          <w:sz w:val="27"/>
+          <w:szCs w:val="27"/>
+          <w:lang w:eastAsia="es-DO"/>
+        </w:rPr>
+        <w:lastRenderedPageBreak/>
+        <w:drawing>
+          <wp:inline distT="0" distB="0" distL="0" distR="0" wp14:anchorId="1C62F0C1" wp14:editId="1F74E076">
+            <wp:extent cx="5943600" cy="4982210"/>
+            <wp:effectExtent l="0" t="0" r="0" b="8890"/>
+            <wp:docPr id="449454675" name="Imagen 1"/>
+            <wp:cNvGraphicFramePr>
+              <a:graphicFrameLocks xmlns:a="http://schemas.openxmlformats.org/drawingml/2006/main" noChangeAspect="1"/>
+            </wp:cNvGraphicFramePr>
+            <a:graphic xmlns:a="http://schemas.openxmlformats.org/drawingml/2006/main">
+              <a:graphicData uri="http://schemas.openxmlformats.org/drawingml/2006/picture">
+                <pic:pic xmlns:pic="http://schemas.openxmlformats.org/drawingml/2006/picture">
+                  <pic:nvPicPr>
+                    <pic:cNvPr id="449454675" name=""/>
+                    <pic:cNvPicPr/>
+                  </pic:nvPicPr>
+                  <pic:blipFill>
+                    <a:blip r:embed="rId22"/>
+                    <a:stretch>
+                      <a:fillRect/>
+                    </a:stretch>
+                  </pic:blipFill>
+                  <pic:spPr>
+                    <a:xfrm>
+                      <a:off x="0" y="0"/>
+                      <a:ext cx="5943600" cy="4982210"/>
+                    </a:xfrm>
+                    <a:prstGeom prst="rect">
+                      <a:avLst/>
+                    </a:prstGeom>
+                  </pic:spPr>
+                </pic:pic>
+              </a:graphicData>
+            </a:graphic>
+          </wp:inline>
+        </w:drawing>
+      </w:r>
+    </w:p>
+    <w:p>
+      <w:pPr>
+        <w:tabs>
+          <w:tab w:val="left" w:pos="1605"/>
+        </w:tabs>
+        <w:rPr>
+          <w:rFonts w:ascii="Times New Roman" w:eastAsia="Times New Roman" w:hAnsi="Times New Roman" w:cs="Times New Roman"/>
+          <w:sz w:val="27"/>
+          <w:szCs w:val="27"/>
+          <w:lang w:eastAsia="es-DO"/>
+        </w:rPr>
+      </w:pPr>
+      <w:r>
+        <w:rPr>
+          <w:rFonts w:ascii="Times New Roman" w:eastAsia="Times New Roman" w:hAnsi="Times New Roman" w:cs="Times New Roman"/>
+          <w:sz w:val="27"/>
+          <w:szCs w:val="27"/>
+          <w:lang w:eastAsia="es-DO"/>
+        </w:rPr>
+        <w:lastRenderedPageBreak/>
+        <w:drawing>
+          <wp:inline distT="0" distB="0" distL="0" distR="0" wp14:anchorId="2A40B1A2" wp14:editId="1B78C501">
+            <wp:extent cx="5943600" cy="5161915"/>
+            <wp:effectExtent l="0" t="0" r="0" b="635"/>
+            <wp:docPr id="398724670" name="Imagen 1"/>
+            <wp:cNvGraphicFramePr>
+              <a:graphicFrameLocks xmlns:a="http://schemas.openxmlformats.org/drawingml/2006/main" noChangeAspect="1"/>
+            </wp:cNvGraphicFramePr>
+            <a:graphic xmlns:a="http://schemas.openxmlformats.org/drawingml/2006/main">
+              <a:graphicData uri="http://schemas.openxmlformats.org/drawingml/2006/picture">
+                <pic:pic xmlns:pic="http://schemas.openxmlformats.org/drawingml/2006/picture">
+                  <pic:nvPicPr>
+                    <pic:cNvPr id="398724670" name=""/>
+                    <pic:cNvPicPr/>
+                  </pic:nvPicPr>
+                  <pic:blipFill>
+                    <a:blip r:embed="rId23"/>
+                    <a:stretch>
+                      <a:fillRect/>
+                    </a:stretch>
+                  </pic:blipFill>
+                  <pic:spPr>
+                    <a:xfrm>
+                      <a:off x="0" y="0"/>
+                      <a:ext cx="5943600" cy="5161915"/>
+                    </a:xfrm>
+                    <a:prstGeom prst="rect">
+                      <a:avLst/>
+                    </a:prstGeom>
+                  </pic:spPr>
+                </pic:pic>
+              </a:graphicData>
+            </a:graphic>
+          </wp:inline>
+        </w:drawing>
+      </w:r>
+    </w:p>
+    <w:p>
+      <w:pPr>
+        <w:tabs>
+          <w:tab w:val="left" w:pos="1605"/>
+        </w:tabs>
+        <w:rPr>
+          <w:rFonts w:ascii="Times New Roman" w:eastAsia="Times New Roman" w:hAnsi="Times New Roman" w:cs="Times New Roman"/>
+          <w:sz w:val="27"/>
+          <w:szCs w:val="27"/>
+          <w:lang w:eastAsia="es-DO"/>
+        </w:rPr>
+      </w:pPr>
+      <w:r>
+        <w:rPr>
+          <w:rFonts w:ascii="Times New Roman" w:eastAsia="Times New Roman" w:hAnsi="Times New Roman" w:cs="Times New Roman"/>
+          <w:sz w:val="27"/>
+          <w:szCs w:val="27"/>
+          <w:lang w:eastAsia="es-DO"/>
+        </w:rPr>
+        <w:lastRenderedPageBreak/>
+        <w:drawing>
+          <wp:inline distT="0" distB="0" distL="0" distR="0" wp14:anchorId="33E2C47B" wp14:editId="3393D629">
+            <wp:extent cx="5943600" cy="4839335"/>
+            <wp:effectExtent l="0" t="0" r="0" b="0"/>
+            <wp:docPr id="1861510314" name="Imagen 1"/>
+            <wp:cNvGraphicFramePr>
+              <a:graphicFrameLocks xmlns:a="http://schemas.openxmlformats.org/drawingml/2006/main" noChangeAspect="1"/>
+            </wp:cNvGraphicFramePr>
+            <a:graphic xmlns:a="http://schemas.openxmlformats.org/drawingml/2006/main">
+              <a:graphicData uri="http://schemas.openxmlformats.org/drawingml/2006/picture">
+                <pic:pic xmlns:pic="http://schemas.openxmlformats.org/drawingml/2006/picture">
+                  <pic:nvPicPr>
+                    <pic:cNvPr id="1861510314" name=""/>
+                    <pic:cNvPicPr/>
+                  </pic:nvPicPr>
+                  <pic:blipFill>
+                    <a:blip r:embed="rId24"/>
+                    <a:stretch>
+                      <a:fillRect/>
+                    </a:stretch>
+                  </pic:blipFill>
+                  <pic:spPr>
+                    <a:xfrm>
+                      <a:off x="0" y="0"/>
+                      <a:ext cx="5943600" cy="4839335"/>
+                    </a:xfrm>
+                    <a:prstGeom prst="rect">
+                      <a:avLst/>
+                    </a:prstGeom>
+                  </pic:spPr>
+                </pic:pic>
+              </a:graphicData>
+            </a:graphic>
+          </wp:inline>
+        </w:drawing>
+      </w:r>
+    </w:p>
+    <w:p>
+      <w:pPr>
+        <w:tabs>
+          <w:tab w:val="left" w:pos="1605"/>
+        </w:tabs>
+        <w:rPr>
+          <w:rFonts w:ascii="Times New Roman" w:eastAsia="Times New Roman" w:hAnsi="Times New Roman" w:cs="Times New Roman"/>
+          <w:sz w:val="27"/>
+          <w:szCs w:val="27"/>
+          <w:lang w:eastAsia="es-DO"/>
+        </w:rPr>
+      </w:pPr>
+      <w:r>
+        <w:rPr>
+          <w:rFonts w:ascii="Times New Roman" w:eastAsia="Times New Roman" w:hAnsi="Times New Roman" w:cs="Times New Roman"/>
+          <w:sz w:val="27"/>
+          <w:szCs w:val="27"/>
+          <w:lang w:eastAsia="es-DO"/>
+        </w:rPr>
+        <w:lastRenderedPageBreak/>
+        <w:drawing>
+          <wp:inline distT="0" distB="0" distL="0" distR="0" wp14:anchorId="5A3E59F7" wp14:editId="72DB9471">
+            <wp:extent cx="5943600" cy="4594225"/>
+            <wp:effectExtent l="0" t="0" r="0" b="0"/>
+            <wp:docPr id="578956418" name="Imagen 1"/>
+            <wp:cNvGraphicFramePr>
+              <a:graphicFrameLocks xmlns:a="http://schemas.openxmlformats.org/drawingml/2006/main" noChangeAspect="1"/>
+            </wp:cNvGraphicFramePr>
+            <a:graphic xmlns:a="http://schemas.openxmlformats.org/drawingml/2006/main">
+              <a:graphicData uri="http://schemas.openxmlformats.org/drawingml/2006/picture">
+                <pic:pic xmlns:pic="http://schemas.openxmlformats.org/drawingml/2006/picture">
+                  <pic:nvPicPr>
+                    <pic:cNvPr id="578956418" name=""/>
+                    <pic:cNvPicPr/>
+                  </pic:nvPicPr>
+                  <pic:blipFill>
+                    <a:blip r:embed="rId25"/>
+                    <a:stretch>
+                      <a:fillRect/>
+                    </a:stretch>
+                  </pic:blipFill>
+                  <pic:spPr>
+                    <a:xfrm>
+                      <a:off x="0" y="0"/>
+                      <a:ext cx="5943600" cy="4594225"/>
+                    </a:xfrm>
+                    <a:prstGeom prst="rect">
+                      <a:avLst/>
+                    </a:prstGeom>
+                  </pic:spPr>
+                </pic:pic>
+              </a:graphicData>
+            </a:graphic>
+          </wp:inline>
+        </w:drawing>
+      </w:r>
+    </w:p>
+    <w:p>
+      <w:pPr>
+        <w:tabs>
+          <w:tab w:val="left" w:pos="1605"/>
+        </w:tabs>
+        <w:rPr>
+          <w:rFonts w:ascii="Times New Roman" w:eastAsia="Times New Roman" w:hAnsi="Times New Roman" w:cs="Times New Roman"/>
+          <w:sz w:val="27"/>
+          <w:szCs w:val="27"/>
+          <w:lang w:eastAsia="es-DO"/>
+        </w:rPr>
+      </w:pPr>
+      <w:r>
+        <w:rPr>
+          <w:rFonts w:ascii="Times New Roman" w:eastAsia="Times New Roman" w:hAnsi="Times New Roman" w:cs="Times New Roman"/>
+          <w:sz w:val="27"/>
+          <w:szCs w:val="27"/>
+          <w:lang w:eastAsia="es-DO"/>
+        </w:rPr>
+        <w:lastRenderedPageBreak/>
+        <w:drawing>
+          <wp:inline distT="0" distB="0" distL="0" distR="0" wp14:anchorId="19762DDC" wp14:editId="509882C9">
+            <wp:extent cx="5943600" cy="4931410"/>
+            <wp:effectExtent l="0" t="0" r="0" b="2540"/>
+            <wp:docPr id="1310713503" name="Imagen 1"/>
+            <wp:cNvGraphicFramePr>
+              <a:graphicFrameLocks xmlns:a="http://schemas.openxmlformats.org/drawingml/2006/main" noChangeAspect="1"/>
+            </wp:cNvGraphicFramePr>
+            <a:graphic xmlns:a="http://schemas.openxmlformats.org/drawingml/2006/main">
+              <a:graphicData uri="http://schemas.openxmlformats.org/drawingml/2006/picture">
+                <pic:pic xmlns:pic="http://schemas.openxmlformats.org/drawingml/2006/picture">
+                  <pic:nvPicPr>
+                    <pic:cNvPr id="1310713503" name=""/>
+                    <pic:cNvPicPr/>
+                  </pic:nvPicPr>
+                  <pic:blipFill>
+                    <a:blip r:embed="rId26"/>
+                    <a:stretch>
+                      <a:fillRect/>
+                    </a:stretch>
+                  </pic:blipFill>
+                  <pic:spPr>
+                    <a:xfrm>
+                      <a:off x="0" y="0"/>
+                      <a:ext cx="5943600" cy="4931410"/>
+                    </a:xfrm>
+                    <a:prstGeom prst="rect">
+                      <a:avLst/>
+                    </a:prstGeom>
+                  </pic:spPr>
+                </pic:pic>
+              </a:graphicData>
+            </a:graphic>
+          </wp:inline>
+        </w:drawing>
+      </w:r>
+    </w:p>
+    <w:p>
+      <w:pPr>
+        <w:tabs>
+          <w:tab w:val="left" w:pos="1605"/>
+        </w:tabs>
+        <w:rPr>
+          <w:rFonts w:ascii="Times New Roman" w:eastAsia="Times New Roman" w:hAnsi="Times New Roman" w:cs="Times New Roman"/>
+          <w:sz w:val="27"/>
+          <w:szCs w:val="27"/>
+          <w:lang w:eastAsia="es-DO"/>
+        </w:rPr>
+      </w:pPr>
+      <w:r>
+        <w:rPr>
+          <w:rFonts w:ascii="Times New Roman" w:eastAsia="Times New Roman" w:hAnsi="Times New Roman" w:cs="Times New Roman"/>
+          <w:sz w:val="27"/>
+          <w:szCs w:val="27"/>
+          <w:lang w:eastAsia="es-DO"/>
+        </w:rPr>
+        <w:lastRenderedPageBreak/>
+        <w:drawing>
+          <wp:inline distT="0" distB="0" distL="0" distR="0" wp14:anchorId="40ECCD59" wp14:editId="610C5C32">
+            <wp:extent cx="5943600" cy="4788535"/>
+            <wp:effectExtent l="0" t="0" r="0" b="0"/>
+            <wp:docPr id="1915011114" name="Imagen 1"/>
+            <wp:cNvGraphicFramePr>
+              <a:graphicFrameLocks xmlns:a="http://schemas.openxmlformats.org/drawingml/2006/main" noChangeAspect="1"/>
+            </wp:cNvGraphicFramePr>
+            <a:graphic xmlns:a="http://schemas.openxmlformats.org/drawingml/2006/main">
+              <a:graphicData uri="http://schemas.openxmlformats.org/drawingml/2006/picture">
+                <pic:pic xmlns:pic="http://schemas.openxmlformats.org/drawingml/2006/picture">
+                  <pic:nvPicPr>
+                    <pic:cNvPr id="1915011114" name=""/>
+                    <pic:cNvPicPr/>
+                  </pic:nvPicPr>
+                  <pic:blipFill>
+                    <a:blip r:embed="rId27"/>
+                    <a:stretch>
+                      <a:fillRect/>
+                    </a:stretch>
+                  </pic:blipFill>
+                  <pic:spPr>
+                    <a:xfrm>
+                      <a:off x="0" y="0"/>
+                      <a:ext cx="5943600" cy="4788535"/>
+                    </a:xfrm>
+                    <a:prstGeom prst="rect">
+                      <a:avLst/>
+                    </a:prstGeom>
+                  </pic:spPr>
+                </pic:pic>
+              </a:graphicData>
+            </a:graphic>
+          </wp:inline>
+        </w:drawing>
+      </w:r>
+    </w:p>
+    <w:p>
+      <w:pPr>
+        <w:tabs>
+          <w:tab w:val="left" w:pos="1605"/>
+        </w:tabs>
+        <w:rPr>
+          <w:rFonts w:ascii="Times New Roman" w:eastAsia="Times New Roman" w:hAnsi="Times New Roman" w:cs="Times New Roman"/>
+          <w:sz w:val="27"/>
+          <w:szCs w:val="27"/>
+          <w:lang w:eastAsia="es-DO"/>
+        </w:rPr>
+      </w:pPr>
+      <w:r>
+        <w:rPr>
+          <w:rFonts w:ascii="Times New Roman" w:eastAsia="Times New Roman" w:hAnsi="Times New Roman" w:cs="Times New Roman"/>
+          <w:sz w:val="27"/>
+          <w:szCs w:val="27"/>
+          <w:lang w:eastAsia="es-DO"/>
+        </w:rPr>
+        <w:lastRenderedPageBreak/>
+        <w:drawing>
+          <wp:inline distT="0" distB="0" distL="0" distR="0" wp14:anchorId="7AF7A22C" wp14:editId="036BA004">
+            <wp:extent cx="5943600" cy="4695825"/>
+            <wp:effectExtent l="0" t="0" r="0" b="9525"/>
+            <wp:docPr id="2069888116" name="Imagen 1"/>
+            <wp:cNvGraphicFramePr>
+              <a:graphicFrameLocks xmlns:a="http://schemas.openxmlformats.org/drawingml/2006/main" noChangeAspect="1"/>
+            </wp:cNvGraphicFramePr>
+            <a:graphic xmlns:a="http://schemas.openxmlformats.org/drawingml/2006/main">
+              <a:graphicData uri="http://schemas.openxmlformats.org/drawingml/2006/picture">
+                <pic:pic xmlns:pic="http://schemas.openxmlformats.org/drawingml/2006/picture">
+                  <pic:nvPicPr>
+                    <pic:cNvPr id="2069888116" name=""/>
+                    <pic:cNvPicPr/>
+                  </pic:nvPicPr>
+                  <pic:blipFill>
+                    <a:blip r:embed="rId28"/>
+                    <a:stretch>
+                      <a:fillRect/>
+                    </a:stretch>
+                  </pic:blipFill>
+                  <pic:spPr>
+                    <a:xfrm>
+                      <a:off x="0" y="0"/>
+                      <a:ext cx="5943600" cy="4695825"/>
+                    </a:xfrm>
+                    <a:prstGeom prst="rect">
+                      <a:avLst/>
+                    </a:prstGeom>
+                  </pic:spPr>
+                </pic:pic>
+              </a:graphicData>
+            </a:graphic>
+          </wp:inline>
+        </w:drawing>
+      </w:r>
+    </w:p>
+    <w:p>
+      <w:pPr>
+        <w:tabs>
+          <w:tab w:val="left" w:pos="1605"/>
+        </w:tabs>
+        <w:rPr>
+          <w:rFonts w:ascii="Times New Roman" w:eastAsia="Times New Roman" w:hAnsi="Times New Roman" w:cs="Times New Roman"/>
+          <w:sz w:val="27"/>
+          <w:szCs w:val="27"/>
+          <w:lang w:eastAsia="es-DO"/>
+        </w:rPr>
+      </w:pPr>
+      <w:r>
+        <w:rPr>
+          <w:rFonts w:ascii="Times New Roman" w:eastAsia="Times New Roman" w:hAnsi="Times New Roman" w:cs="Times New Roman"/>
+          <w:sz w:val="27"/>
+          <w:szCs w:val="27"/>
+          <w:lang w:eastAsia="es-DO"/>
+        </w:rPr>
+        <w:lastRenderedPageBreak/>
+        <w:drawing>
+          <wp:inline distT="0" distB="0" distL="0" distR="0" wp14:anchorId="301E65F6" wp14:editId="02FA47D1">
+            <wp:extent cx="5943600" cy="4232275"/>
+            <wp:effectExtent l="0" t="0" r="0" b="0"/>
+            <wp:docPr id="299384777" name="Imagen 1"/>
+            <wp:cNvGraphicFramePr>
+              <a:graphicFrameLocks xmlns:a="http://schemas.openxmlformats.org/drawingml/2006/main" noChangeAspect="1"/>
+            </wp:cNvGraphicFramePr>
+            <a:graphic xmlns:a="http://schemas.openxmlformats.org/drawingml/2006/main">
+              <a:graphicData uri="http://schemas.openxmlformats.org/drawingml/2006/picture">
+                <pic:pic xmlns:pic="http://schemas.openxmlformats.org/drawingml/2006/picture">
+                  <pic:nvPicPr>
+                    <pic:cNvPr id="299384777" name=""/>
+                    <pic:cNvPicPr/>
+                  </pic:nvPicPr>
+                  <pic:blipFill>
+                    <a:blip r:embed="rId29"/>
+                    <a:stretch>
+                      <a:fillRect/>
+                    </a:stretch>
+                  </pic:blipFill>
+                  <pic:spPr>
+                    <a:xfrm>
+                      <a:off x="0" y="0"/>
+                      <a:ext cx="5943600" cy="4232275"/>
+                    </a:xfrm>
+                    <a:prstGeom prst="rect">
+                      <a:avLst/>
+                    </a:prstGeom>
+                  </pic:spPr>
+                </pic:pic>
+              </a:graphicData>
+            </a:graphic>
+          </wp:inline>
+        </w:drawing>
+      </w:r>
+    </w:p>
+    <w:p>
+      <w:pPr>
+        <w:tabs>
+          <w:tab w:val="left" w:pos="1605"/>
+        </w:tabs>
+        <w:rPr>
+          <w:rFonts w:ascii="Times New Roman" w:eastAsia="Times New Roman" w:hAnsi="Times New Roman" w:cs="Times New Roman"/>
+          <w:sz w:val="27"/>
+          <w:szCs w:val="27"/>
+          <w:lang w:eastAsia="es-DO"/>
+        </w:rPr>
+      </w:pPr>
+      <w:r>
+        <w:rPr>
+          <w:rFonts w:ascii="Times New Roman" w:eastAsia="Times New Roman" w:hAnsi="Times New Roman" w:cs="Times New Roman"/>
+          <w:sz w:val="27"/>
+          <w:szCs w:val="27"/>
+          <w:lang w:eastAsia="es-DO"/>
+        </w:rPr>
+        <w:lastRenderedPageBreak/>
+        <w:drawing>
+          <wp:inline distT="0" distB="0" distL="0" distR="0" wp14:anchorId="4C4761E8" wp14:editId="6E9DA882">
+            <wp:extent cx="5943600" cy="4576445"/>
+            <wp:effectExtent l="0" t="0" r="0" b="0"/>
+            <wp:docPr id="2080046222" name="Imagen 1"/>
+            <wp:cNvGraphicFramePr>
+              <a:graphicFrameLocks xmlns:a="http://schemas.openxmlformats.org/drawingml/2006/main" noChangeAspect="1"/>
+            </wp:cNvGraphicFramePr>
+            <a:graphic xmlns:a="http://schemas.openxmlformats.org/drawingml/2006/main">
+              <a:graphicData uri="http://schemas.openxmlformats.org/drawingml/2006/picture">
+                <pic:pic xmlns:pic="http://schemas.openxmlformats.org/drawingml/2006/picture">
+                  <pic:nvPicPr>
+                    <pic:cNvPr id="2080046222" name=""/>
+                    <pic:cNvPicPr/>
+                  </pic:nvPicPr>
+                  <pic:blipFill>
+                    <a:blip r:embed="rId30"/>
+                    <a:stretch>
+                      <a:fillRect/>
+                    </a:stretch>
+                  </pic:blipFill>
+                  <pic:spPr>
+                    <a:xfrm>
+                      <a:off x="0" y="0"/>
+                      <a:ext cx="5943600" cy="4576445"/>
+                    </a:xfrm>
+                    <a:prstGeom prst="rect">
+                      <a:avLst/>
+                    </a:prstGeom>
+                  </pic:spPr>
+                </pic:pic>
+              </a:graphicData>
+            </a:graphic>
+          </wp:inline>
+        </w:drawing>
+      </w:r>
+    </w:p>
+    <w:p>
+      <w:pPr>
+        <w:tabs>
+          <w:tab w:val="left" w:pos="1605"/>
+        </w:tabs>
+        <w:rPr>
+          <w:rFonts w:ascii="Times New Roman" w:eastAsia="Times New Roman" w:hAnsi="Times New Roman" w:cs="Times New Roman"/>
+          <w:sz w:val="27"/>
+          <w:szCs w:val="27"/>
+          <w:lang w:eastAsia="es-DO"/>
+        </w:rPr>
+      </w:pPr>
+      <w:r>
+        <w:rPr>
+          <w:rFonts w:ascii="Times New Roman" w:eastAsia="Times New Roman" w:hAnsi="Times New Roman" w:cs="Times New Roman"/>
+          <w:sz w:val="27"/>
+          <w:szCs w:val="27"/>
+          <w:lang w:eastAsia="es-DO"/>
+        </w:rPr>
+        <w:lastRenderedPageBreak/>
+        <w:drawing>
+          <wp:inline distT="0" distB="0" distL="0" distR="0" wp14:anchorId="4F4954D2" wp14:editId="468D2DCE">
+            <wp:extent cx="5943600" cy="5461000"/>
+            <wp:effectExtent l="0" t="0" r="0" b="6350"/>
+            <wp:docPr id="1502335890" name="Imagen 1"/>
+            <wp:cNvGraphicFramePr>
+              <a:graphicFrameLocks xmlns:a="http://schemas.openxmlformats.org/drawingml/2006/main" noChangeAspect="1"/>
+            </wp:cNvGraphicFramePr>
+            <a:graphic xmlns:a="http://schemas.openxmlformats.org/drawingml/2006/main">
+              <a:graphicData uri="http://schemas.openxmlformats.org/drawingml/2006/picture">
+                <pic:pic xmlns:pic="http://schemas.openxmlformats.org/drawingml/2006/picture">
+                  <pic:nvPicPr>
+                    <pic:cNvPr id="1502335890" name=""/>
+                    <pic:cNvPicPr/>
+                  </pic:nvPicPr>
+                  <pic:blipFill>
+                    <a:blip r:embed="rId31"/>
+                    <a:stretch>
+                      <a:fillRect/>
+                    </a:stretch>
+                  </pic:blipFill>
+                  <pic:spPr>
+                    <a:xfrm>
+                      <a:off x="0" y="0"/>
+                      <a:ext cx="5943600" cy="5461000"/>
+                    </a:xfrm>
+                    <a:prstGeom prst="rect">
+                      <a:avLst/>
+                    </a:prstGeom>
+                  </pic:spPr>
+                </pic:pic>
+              </a:graphicData>
+            </a:graphic>
+          </wp:inline>
+        </w:drawing>
+      </w:r>
+    </w:p>
+    <w:p>
+      <w:pPr>
+        <w:tabs>
+          <w:tab w:val="left" w:pos="1605"/>
+        </w:tabs>
+        <w:rPr>
+          <w:rFonts w:ascii="Times New Roman" w:eastAsia="Times New Roman" w:hAnsi="Times New Roman" w:cs="Times New Roman"/>
+          <w:sz w:val="27"/>
+          <w:szCs w:val="27"/>
+          <w:lang w:eastAsia="es-DO"/>
+        </w:rPr>
+      </w:pPr>
+      <w:r>
+        <w:rPr>
+          <w:rFonts w:ascii="Times New Roman" w:eastAsia="Times New Roman" w:hAnsi="Times New Roman" w:cs="Times New Roman"/>
+          <w:sz w:val="27"/>
+          <w:szCs w:val="27"/>
+          <w:lang w:eastAsia="es-DO"/>
+        </w:rPr>
+        <w:lastRenderedPageBreak/>
+        <w:drawing>
+          <wp:inline distT="0" distB="0" distL="0" distR="0" wp14:anchorId="5BD708B5" wp14:editId="225B6F71">
+            <wp:extent cx="5943600" cy="5005070"/>
+            <wp:effectExtent l="0" t="0" r="0" b="5080"/>
+            <wp:docPr id="1245596704" name="Imagen 1"/>
+            <wp:cNvGraphicFramePr>
+              <a:graphicFrameLocks xmlns:a="http://schemas.openxmlformats.org/drawingml/2006/main" noChangeAspect="1"/>
+            </wp:cNvGraphicFramePr>
+            <a:graphic xmlns:a="http://schemas.openxmlformats.org/drawingml/2006/main">
+              <a:graphicData uri="http://schemas.openxmlformats.org/drawingml/2006/picture">
+                <pic:pic xmlns:pic="http://schemas.openxmlformats.org/drawingml/2006/picture">
+                  <pic:nvPicPr>
+                    <pic:cNvPr id="1245596704" name=""/>
+                    <pic:cNvPicPr/>
+                  </pic:nvPicPr>
+                  <pic:blipFill>
+                    <a:blip r:embed="rId32"/>
+                    <a:stretch>
+                      <a:fillRect/>
+                    </a:stretch>
+                  </pic:blipFill>
+                  <pic:spPr>
+                    <a:xfrm>
+                      <a:off x="0" y="0"/>
+                      <a:ext cx="5943600" cy="5005070"/>
+                    </a:xfrm>
+                    <a:prstGeom prst="rect">
+                      <a:avLst/>
+                    </a:prstGeom>
+                  </pic:spPr>
+                </pic:pic>
+              </a:graphicData>
+            </a:graphic>
+          </wp:inline>
+        </w:drawing>
+      </w:r>
+    </w:p>
+    <w:p>
+      <w:pPr>
+        <w:tabs>
+          <w:tab w:val="left" w:pos="1605"/>
+        </w:tabs>
+        <w:rPr>
+          <w:rFonts w:ascii="Times New Roman" w:eastAsia="Times New Roman" w:hAnsi="Times New Roman" w:cs="Times New Roman"/>
+          <w:sz w:val="27"/>
+          <w:szCs w:val="27"/>
+          <w:lang w:eastAsia="es-DO"/>
+        </w:rPr>
+      </w:pPr>
+    </w:p>
+    <w:p>
+      <w:pPr>
+        <w:rPr>
+          <w:rFonts w:ascii="Times New Roman" w:eastAsia="Times New Roman" w:hAnsi="Times New Roman" w:cs="Times New Roman"/>
+          <w:sz w:val="27"/>
+          <w:szCs w:val="27"/>
+          <w:lang w:eastAsia="es-DO"/>
+        </w:rPr>
+      </w:pPr>
+    </w:p>
+    <w:p>
+      <w:pPr>
+        <w:rPr>
+          <w:rFonts w:ascii="Times New Roman" w:eastAsia="Times New Roman" w:hAnsi="Times New Roman" w:cs="Times New Roman"/>
+          <w:sz w:val="27"/>
+          <w:szCs w:val="27"/>
+          <w:lang w:eastAsia="es-DO"/>
+        </w:rPr>
+      </w:pPr>
+    </w:p>
+    <w:p>
+      <w:pPr>
+        <w:tabs>
+          <w:tab w:val="left" w:pos="6885"/>
+        </w:tabs>
+        <w:rPr>
+          <w:rFonts w:ascii="Times New Roman" w:eastAsia="Times New Roman" w:hAnsi="Times New Roman" w:cs="Times New Roman"/>
+          <w:sz w:val="27"/>
+          <w:szCs w:val="27"/>
+          <w:lang w:eastAsia="es-DO"/>
+        </w:rPr>
+      </w:pPr>
+      <w:r>
+        <w:rPr>
+          <w:rFonts w:ascii="Times New Roman" w:eastAsia="Times New Roman" w:hAnsi="Times New Roman" w:cs="Times New Roman"/>
+          <w:sz w:val="27"/>
+          <w:szCs w:val="27"/>
+          <w:lang w:eastAsia="es-DO"/>
+        </w:rPr>
+        <w:lastRenderedPageBreak/>
+        <w:tab/>
+      </w:r>
+      <w:r>
+        <w:rPr>
+          <w:rFonts w:ascii="Times New Roman" w:eastAsia="Times New Roman" w:hAnsi="Times New Roman" w:cs="Times New Roman"/>
+          <w:sz w:val="27"/>
+          <w:szCs w:val="27"/>
+          <w:lang w:eastAsia="es-DO"/>
+        </w:rPr>
+        <w:drawing>
+          <wp:inline distT="0" distB="0" distL="0" distR="0" wp14:anchorId="0F8D8BC8" wp14:editId="32CFFF1B">
+            <wp:extent cx="5943600" cy="5026025"/>
+            <wp:effectExtent l="0" t="0" r="0" b="3175"/>
+            <wp:docPr id="1133561439" name="Imagen 1"/>
+            <wp:cNvGraphicFramePr>
+              <a:graphicFrameLocks xmlns:a="http://schemas.openxmlformats.org/drawingml/2006/main" noChangeAspect="1"/>
+            </wp:cNvGraphicFramePr>
+            <a:graphic xmlns:a="http://schemas.openxmlformats.org/drawingml/2006/main">
+              <a:graphicData uri="http://schemas.openxmlformats.org/drawingml/2006/picture">
+                <pic:pic xmlns:pic="http://schemas.openxmlformats.org/drawingml/2006/picture">
+                  <pic:nvPicPr>
+                    <pic:cNvPr id="1133561439" name=""/>
+                    <pic:cNvPicPr/>
+                  </pic:nvPicPr>
+                  <pic:blipFill>
+                    <a:blip r:embed="rId33"/>
+                    <a:stretch>
+                      <a:fillRect/>
+                    </a:stretch>
+                  </pic:blipFill>
+                  <pic:spPr>
+                    <a:xfrm>
+                      <a:off x="0" y="0"/>
+                      <a:ext cx="5943600" cy="5026025"/>
+                    </a:xfrm>
+                    <a:prstGeom prst="rect">
+                      <a:avLst/>
+                    </a:prstGeom>
+                  </pic:spPr>
+                </pic:pic>
+              </a:graphicData>
+            </a:graphic>
+          </wp:inline>
+        </w:drawing>
+      </w:r>
+    </w:p>
+    <w:p>
+      <w:pPr>
+        <w:tabs>
+          <w:tab w:val="left" w:pos="6885"/>
+        </w:tabs>
+        <w:rPr>
+          <w:rFonts w:ascii="Times New Roman" w:eastAsia="Times New Roman" w:hAnsi="Times New Roman" w:cs="Times New Roman"/>
+          <w:sz w:val="27"/>
+          <w:szCs w:val="27"/>
+          <w:lang w:eastAsia="es-DO"/>
+        </w:rPr>
+      </w:pPr>
+      <w:r>
+        <w:rPr>
+          <w:rFonts w:ascii="Times New Roman" w:eastAsia="Times New Roman" w:hAnsi="Times New Roman" w:cs="Times New Roman"/>
+          <w:sz w:val="27"/>
+          <w:szCs w:val="27"/>
+          <w:lang w:eastAsia="es-DO"/>
+        </w:rPr>
+        <w:lastRenderedPageBreak/>
+        <w:drawing>
+          <wp:inline distT="0" distB="0" distL="0" distR="0" wp14:anchorId="01E5263D" wp14:editId="21443DDD">
+            <wp:extent cx="5943600" cy="5071745"/>
+            <wp:effectExtent l="0" t="0" r="0" b="0"/>
+            <wp:docPr id="2074277287" name="Imagen 1"/>
+            <wp:cNvGraphicFramePr>
+              <a:graphicFrameLocks xmlns:a="http://schemas.openxmlformats.org/drawingml/2006/main" noChangeAspect="1"/>
+            </wp:cNvGraphicFramePr>
+            <a:graphic xmlns:a="http://schemas.openxmlformats.org/drawingml/2006/main">
+              <a:graphicData uri="http://schemas.openxmlformats.org/drawingml/2006/picture">
+                <pic:pic xmlns:pic="http://schemas.openxmlformats.org/drawingml/2006/picture">
+                  <pic:nvPicPr>
+                    <pic:cNvPr id="2074277287" name=""/>
+                    <pic:cNvPicPr/>
+                  </pic:nvPicPr>
+                  <pic:blipFill>
+                    <a:blip r:embed="rId34"/>
+                    <a:stretch>
+                      <a:fillRect/>
+                    </a:stretch>
+                  </pic:blipFill>
+                  <pic:spPr>
+                    <a:xfrm>
+                      <a:off x="0" y="0"/>
+                      <a:ext cx="5943600" cy="5071745"/>
+                    </a:xfrm>
+                    <a:prstGeom prst="rect">
+                      <a:avLst/>
+                    </a:prstGeom>
+                  </pic:spPr>
+                </pic:pic>
+              </a:graphicData>
+            </a:graphic>
+          </wp:inline>
+        </w:drawing>
+      </w:r>
+    </w:p>
+    <w:p>
+      <w:pPr>
+        <w:tabs>
+          <w:tab w:val="left" w:pos="6885"/>
+        </w:tabs>
+        <w:rPr>
+          <w:rFonts w:ascii="Times New Roman" w:eastAsia="Times New Roman" w:hAnsi="Times New Roman" w:cs="Times New Roman"/>
+          <w:sz w:val="27"/>
+          <w:szCs w:val="27"/>
+          <w:lang w:eastAsia="es-DO"/>
+        </w:rPr>
+      </w:pPr>
+      <w:r>
+        <w:rPr>
+          <w:rFonts w:ascii="Times New Roman" w:eastAsia="Times New Roman" w:hAnsi="Times New Roman" w:cs="Times New Roman"/>
+          <w:sz w:val="27"/>
+          <w:szCs w:val="27"/>
+          <w:lang w:eastAsia="es-DO"/>
+        </w:rPr>
+        <w:lastRenderedPageBreak/>
+        <w:drawing>
+          <wp:inline distT="0" distB="0" distL="0" distR="0" wp14:anchorId="13CB42FA" wp14:editId="4C3540A3">
+            <wp:extent cx="5943600" cy="4898390"/>
+            <wp:effectExtent l="0" t="0" r="0" b="0"/>
+            <wp:docPr id="2080431830" name="Imagen 1"/>
+            <wp:cNvGraphicFramePr>
+              <a:graphicFrameLocks xmlns:a="http://schemas.openxmlformats.org/drawingml/2006/main" noChangeAspect="1"/>
+            </wp:cNvGraphicFramePr>
+            <a:graphic xmlns:a="http://schemas.openxmlformats.org/drawingml/2006/main">
+              <a:graphicData uri="http://schemas.openxmlformats.org/drawingml/2006/picture">
+                <pic:pic xmlns:pic="http://schemas.openxmlformats.org/drawingml/2006/picture">
+                  <pic:nvPicPr>
+                    <pic:cNvPr id="2080431830" name=""/>
+                    <pic:cNvPicPr/>
+                  </pic:nvPicPr>
+                  <pic:blipFill>
+                    <a:blip r:embed="rId35"/>
+                    <a:stretch>
+                      <a:fillRect/>
+                    </a:stretch>
+                  </pic:blipFill>
+                  <pic:spPr>
+                    <a:xfrm>
+                      <a:off x="0" y="0"/>
+                      <a:ext cx="5943600" cy="4898390"/>
+                    </a:xfrm>
+                    <a:prstGeom prst="rect">
+                      <a:avLst/>
+                    </a:prstGeom>
+                  </pic:spPr>
+                </pic:pic>
+              </a:graphicData>
+            </a:graphic>
+          </wp:inline>
+        </w:drawing>
+      </w:r>
+    </w:p>
+    <w:p>
+      <w:pPr>
+        <w:tabs>
+          <w:tab w:val="left" w:pos="6885"/>
+        </w:tabs>
+        <w:rPr>
+          <w:rFonts w:ascii="Times New Roman" w:eastAsia="Times New Roman" w:hAnsi="Times New Roman" w:cs="Times New Roman"/>
+          <w:sz w:val="27"/>
+          <w:szCs w:val="27"/>
+          <w:lang w:eastAsia="es-DO"/>
+        </w:rPr>
+      </w:pPr>
+    </w:p>
+    <w:p>
+      <w:pPr>
+        <w:tabs>
+          <w:tab w:val="left" w:pos="6885"/>
+        </w:tabs>
+        <w:rPr>
+          <w:rFonts w:ascii="Times New Roman" w:eastAsia="Times New Roman" w:hAnsi="Times New Roman" w:cs="Times New Roman"/>
+          <w:sz w:val="27"/>
+          <w:szCs w:val="27"/>
+          <w:lang w:eastAsia="es-DO"/>
+        </w:rPr>
+      </w:pPr>
+      <w:r>
+        <w:rPr>
+          <w:rFonts w:ascii="Times New Roman" w:eastAsia="Times New Roman" w:hAnsi="Times New Roman" w:cs="Times New Roman"/>
+          <w:sz w:val="27"/>
+          <w:szCs w:val="27"/>
+          <w:lang w:eastAsia="es-DO"/>
+        </w:rPr>
+        <w:t>Al observar las coordenadas</w:t>
+      </w:r>
+      <w:r>
+        <w:rPr>
+          <w:rFonts w:ascii="Times New Roman" w:eastAsia="Times New Roman" w:hAnsi="Times New Roman" w:cs="Times New Roman"/>
+          <w:sz w:val="27"/>
+          <w:szCs w:val="27"/>
+          <w:lang w:eastAsia="es-DO"/>
+        </w:rPr>
+        <w:t xml:space="preserve"> exploradas</w:t>
+      </w:r>
+      <w:r>
+        <w:rPr>
+          <w:rFonts w:ascii="Times New Roman" w:eastAsia="Times New Roman" w:hAnsi="Times New Roman" w:cs="Times New Roman"/>
+          <w:sz w:val="27"/>
+          <w:szCs w:val="27"/>
+          <w:lang w:eastAsia="es-DO"/>
+        </w:rPr>
+        <w:t>, podemos mapear visualmente cómo el VAE organizó las categorías de Fashion-MNIST en su espacio de 2 dimensiones:</w:t>
+      </w:r>
+    </w:p>
+    <w:p>
+      <w:pPr>
+        <w:numPr>
+          <w:ilvl w:val="0"/>
+          <w:numId w:val="38"/>
+        </w:numPr>
+        <w:tabs>
+          <w:tab w:val="left" w:pos="6885"/>
+        </w:tabs>
+        <w:rPr>
+          <w:rFonts w:ascii="Times New Roman" w:eastAsia="Times New Roman" w:hAnsi="Times New Roman" w:cs="Times New Roman"/>
+          <w:sz w:val="27"/>
+          <w:szCs w:val="27"/>
+          <w:lang w:eastAsia="es-DO"/>
+        </w:rPr>
+      </w:pPr>
+      <w:r>
+        <w:rPr>
+          <w:rFonts w:ascii="Times New Roman" w:eastAsia="Times New Roman" w:hAnsi="Times New Roman" w:cs="Times New Roman"/>
+          <w:b/>
+          <w:bCs/>
+          <w:sz w:val="27"/>
+          <w:szCs w:val="27"/>
+          <w:lang w:eastAsia="es-DO"/>
+        </w:rPr>
+        <w:t>Calzado (Y negativo):</w:t>
+      </w:r>
+      <w:r>
+        <w:rPr>
+          <w:rFonts w:ascii="Times New Roman" w:eastAsia="Times New Roman" w:hAnsi="Times New Roman" w:cs="Times New Roman"/>
+          <w:sz w:val="27"/>
+          <w:szCs w:val="27"/>
+          <w:lang w:eastAsia="es-DO"/>
+        </w:rPr>
+        <w:t xml:space="preserve"> En la zona de Y = -3.0, el modelo genera zapatos. Al mover el Latente X desde -3.0 hasta 0.0, la silueta transita fluidamente de una bota a una zapatilla deportiva.</w:t>
+      </w:r>
+    </w:p>
+    <w:p>
+      <w:pPr>
+        <w:numPr>
+          <w:ilvl w:val="0"/>
+          <w:numId w:val="38"/>
+        </w:numPr>
+        <w:tabs>
+          <w:tab w:val="left" w:pos="6885"/>
+        </w:tabs>
+        <w:rPr>
+          <w:rFonts w:ascii="Times New Roman" w:eastAsia="Times New Roman" w:hAnsi="Times New Roman" w:cs="Times New Roman"/>
+          <w:sz w:val="27"/>
+          <w:szCs w:val="27"/>
+          <w:lang w:eastAsia="es-DO"/>
+        </w:rPr>
+      </w:pPr>
+      <w:r>
+        <w:rPr>
+          <w:rFonts w:ascii="Times New Roman" w:eastAsia="Times New Roman" w:hAnsi="Times New Roman" w:cs="Times New Roman"/>
+          <w:b/>
+          <w:bCs/>
+          <w:sz w:val="27"/>
+          <w:szCs w:val="27"/>
+          <w:lang w:eastAsia="es-DO"/>
+        </w:rPr>
+        <w:t>Pantalones (X positivo, Y neutral):</w:t>
+      </w:r>
+      <w:r>
+        <w:rPr>
+          <w:rFonts w:ascii="Times New Roman" w:eastAsia="Times New Roman" w:hAnsi="Times New Roman" w:cs="Times New Roman"/>
+          <w:sz w:val="27"/>
+          <w:szCs w:val="27"/>
+          <w:lang w:eastAsia="es-DO"/>
+        </w:rPr>
+        <w:t xml:space="preserve"> En las coordenadas (1.5, 0.0) y (3.0, 0.0), el modelo define claramente siluetas de pantalones.</w:t>
+      </w:r>
+    </w:p>
+    <w:p>
+      <w:pPr>
+        <w:numPr>
+          <w:ilvl w:val="0"/>
+          <w:numId w:val="38"/>
+        </w:numPr>
+        <w:tabs>
+          <w:tab w:val="left" w:pos="6885"/>
+        </w:tabs>
+        <w:rPr>
+          <w:rFonts w:ascii="Times New Roman" w:eastAsia="Times New Roman" w:hAnsi="Times New Roman" w:cs="Times New Roman"/>
+          <w:sz w:val="27"/>
+          <w:szCs w:val="27"/>
+          <w:lang w:eastAsia="es-DO"/>
+        </w:rPr>
+      </w:pPr>
+      <w:r>
+        <w:rPr>
+          <w:rFonts w:ascii="Times New Roman" w:eastAsia="Times New Roman" w:hAnsi="Times New Roman" w:cs="Times New Roman"/>
+          <w:b/>
+          <w:bCs/>
+          <w:sz w:val="27"/>
+          <w:szCs w:val="27"/>
+          <w:lang w:eastAsia="es-DO"/>
+        </w:rPr>
+        <w:t>Prendas superiores (Y positivo):</w:t>
+      </w:r>
+      <w:r>
+        <w:rPr>
+          <w:rFonts w:ascii="Times New Roman" w:eastAsia="Times New Roman" w:hAnsi="Times New Roman" w:cs="Times New Roman"/>
+          <w:sz w:val="27"/>
+          <w:szCs w:val="27"/>
+          <w:lang w:eastAsia="es-DO"/>
+        </w:rPr>
+        <w:t xml:space="preserve"> En las regiones de Y = 1.5 a 1.8 con X negativo o neutral, aparecen variaciones de camisetas y suéteres de manga larga.</w:t>
+      </w:r>
+    </w:p>
+    <w:p>
+      <w:pPr>
+        <w:tabs>
+          <w:tab w:val="left" w:pos="6885"/>
+        </w:tabs>
+        <w:rPr>
+          <w:rFonts w:ascii="Times New Roman" w:eastAsia="Times New Roman" w:hAnsi="Times New Roman" w:cs="Times New Roman"/>
+          <w:sz w:val="27"/>
+          <w:szCs w:val="27"/>
+          <w:lang w:eastAsia="es-DO"/>
+        </w:rPr>
+      </w:pPr>
+      <w:r>
+        <w:rPr>
+          <w:rFonts w:ascii="Times New Roman" w:eastAsia="Times New Roman" w:hAnsi="Times New Roman" w:cs="Times New Roman"/>
+          <w:sz w:val="27"/>
+          <w:szCs w:val="27"/>
+          <w:lang w:eastAsia="es-DO"/>
+        </w:rPr>
+        <w:lastRenderedPageBreak/>
+        <w:t xml:space="preserve">Además, la interfaz expone correctamente la advertencia ética requerida sobre el uso de modelos generativos: </w:t>
+      </w:r>
+      <w:r>
+        <w:rPr>
+          <w:rFonts w:ascii="Times New Roman" w:eastAsia="Times New Roman" w:hAnsi="Times New Roman" w:cs="Times New Roman"/>
+          <w:i/>
+          <w:iCs/>
+          <w:sz w:val="27"/>
+          <w:szCs w:val="27"/>
+          <w:lang w:eastAsia="es-DO"/>
+        </w:rPr>
+        <w:t>"Una muestra sintética no garantiza originalidad ni privacidad"</w:t>
+      </w:r>
+      <w:r>
+        <w:rPr>
+          <w:rFonts w:ascii="Times New Roman" w:eastAsia="Times New Roman" w:hAnsi="Times New Roman" w:cs="Times New Roman"/>
+          <w:sz w:val="27"/>
+          <w:szCs w:val="27"/>
+          <w:lang w:eastAsia="es-DO"/>
+        </w:rPr>
+        <w:t>.</w:t>
+      </w:r>
+    </w:p>
+    <w:p>
+      <w:pPr>
+        <w:tabs>
+          <w:tab w:val="left" w:pos="6885"/>
+        </w:tabs>
+        <w:rPr>
+          <w:rFonts w:ascii="Times New Roman" w:eastAsia="Times New Roman" w:hAnsi="Times New Roman" w:cs="Times New Roman"/>
+          <w:sz w:val="27"/>
+          <w:szCs w:val="27"/>
+          <w:lang w:eastAsia="es-DO"/>
+        </w:rPr>
+      </w:pPr>
     </w:p>
     <w:sectPr>
-      <w:headerReference w:type="first" r:id="rId16"/>
+      <w:headerReference w:type="first" r:id="rId36"/>
       <w:pgSz w:w="12240" w:h="15840" w:code="1"/>
       <w:pgMar w:top="1440" w:right="1440" w:bottom="1440" w:left="1440" w:header="709" w:footer="709" w:gutter="0"/>
       <w:pgNumType w:start="0"/>
@@ -2400,6 +3882,155 @@
     </w:lvl>
   </w:abstractNum>
   <w:abstractNum w:abstractNumId="9" w15:restartNumberingAfterBreak="0">
+    <w:nsid w:val="28BD2428"/>
+    <w:multiLevelType w:val="multilevel"/>
+    <w:tmpl w:val="AA2023CA"/>
+    <w:lvl w:ilvl="0">
+      <w:start w:val="1"/>
+      <w:numFmt w:val="bullet"/>
+      <w:lvlText w:val=""/>
+      <w:lvlJc w:val="left"/>
+      <w:pPr>
+        <w:tabs>
+          <w:tab w:val="num" w:pos="720"/>
+        </w:tabs>
+        <w:ind w:left="720" w:hanging="360"/>
+      </w:pPr>
+      <w:rPr>
+        <w:rFonts w:ascii="Symbol" w:hAnsi="Symbol" w:hint="default"/>
+        <w:sz w:val="20"/>
+      </w:rPr>
+    </w:lvl>
+    <w:lvl w:ilvl="1" w:tentative="1">
+      <w:start w:val="1"/>
+      <w:numFmt w:val="bullet"/>
+      <w:lvlText w:val="o"/>
+      <w:lvlJc w:val="left"/>
+      <w:pPr>
+        <w:tabs>
+          <w:tab w:val="num" w:pos="1440"/>
+        </w:tabs>
+        <w:ind w:left="1440" w:hanging="360"/>
+      </w:pPr>
+      <w:rPr>
+        <w:rFonts w:ascii="Courier New" w:hAnsi="Courier New" w:hint="default"/>
+        <w:sz w:val="20"/>
+      </w:rPr>
+    </w:lvl>
+    <w:lvl w:ilvl="2" w:tentative="1">
+      <w:start w:val="1"/>
+      <w:numFmt w:val="bullet"/>
+      <w:lvlText w:val=""/>
+      <w:lvlJc w:val="left"/>
+      <w:pPr>
+        <w:tabs>
+          <w:tab w:val="num" w:pos="2160"/>
+        </w:tabs>
+        <w:ind w:left="2160" w:hanging="360"/>
+      </w:pPr>
+      <w:rPr>
+        <w:rFonts w:ascii="Wingdings" w:hAnsi="Wingdings" w:hint="default"/>
+        <w:sz w:val="20"/>
+      </w:rPr>
+    </w:lvl>
+    <w:lvl w:ilvl="3" w:tentative="1">
+      <w:start w:val="1"/>
+      <w:numFmt w:val="bullet"/>
+      <w:lvlText w:val=""/>
+      <w:lvlJc w:val="left"/>
+      <w:pPr>
+        <w:tabs>
+          <w:tab w:val="num" w:pos="2880"/>
+        </w:tabs>
+        <w:ind w:left="2880" w:hanging="360"/>
+      </w:pPr>
+      <w:rPr>
+        <w:rFonts w:ascii="Wingdings" w:hAnsi="Wingdings" w:hint="default"/>
+        <w:sz w:val="20"/>
+      </w:rPr>
+    </w:lvl>
+    <w:lvl w:ilvl="4" w:tentative="1">
+      <w:start w:val="1"/>
+      <w:numFmt w:val="bullet"/>
+      <w:lvlText w:val=""/>
+      <w:lvlJc w:val="left"/>
+      <w:pPr>
+        <w:tabs>
+          <w:tab w:val="num" w:pos="3600"/>
+        </w:tabs>
+        <w:ind w:left="3600" w:hanging="360"/>
+      </w:pPr>
+      <w:rPr>
+        <w:rFonts w:ascii="Wingdings" w:hAnsi="Wingdings" w:hint="default"/>
+        <w:sz w:val="20"/>
+      </w:rPr>
+    </w:lvl>
+    <w:lvl w:ilvl="5" w:tentative="1">
+      <w:start w:val="1"/>
+      <w:numFmt w:val="bullet"/>
+      <w:lvlText w:val=""/>
+      <w:lvlJc w:val="left"/>
+      <w:pPr>
+        <w:tabs>
+          <w:tab w:val="num" w:pos="4320"/>
+        </w:tabs>
+        <w:ind w:left="4320" w:hanging="360"/>
+      </w:pPr>
+      <w:rPr>
+        <w:rFonts w:ascii="Wingdings" w:hAnsi="Wingdings" w:hint="default"/>
+        <w:sz w:val="20"/>
+      </w:rPr>
+    </w:lvl>
+    <w:lvl w:ilvl="6" w:tentative="1">
+      <w:start w:val="1"/>
+      <w:numFmt w:val="bullet"/>
+      <w:lvlText w:val=""/>
+      <w:lvlJc w:val="left"/>
+      <w:pPr>
+        <w:tabs>
+          <w:tab w:val="num" w:pos="5040"/>
+        </w:tabs>
+        <w:ind w:left="5040" w:hanging="360"/>
+      </w:pPr>
+      <w:rPr>
+        <w:rFonts w:ascii="Wingdings" w:hAnsi="Wingdings" w:hint="default"/>
+        <w:sz w:val="20"/>
+      </w:rPr>
+    </w:lvl>
+    <w:lvl w:ilvl="7" w:tentative="1">
+      <w:start w:val="1"/>
+      <w:numFmt w:val="bullet"/>
+      <w:lvlText w:val=""/>
+      <w:lvlJc w:val="left"/>
+      <w:pPr>
+        <w:tabs>
+          <w:tab w:val="num" w:pos="5760"/>
+        </w:tabs>
+        <w:ind w:left="5760" w:hanging="360"/>
+      </w:pPr>
+      <w:rPr>
+        <w:rFonts w:ascii="Wingdings" w:hAnsi="Wingdings" w:hint="default"/>
+        <w:sz w:val="20"/>
+      </w:rPr>
+    </w:lvl>
+    <w:lvl w:ilvl="8" w:tentative="1">
+      <w:start w:val="1"/>
+      <w:numFmt w:val="bullet"/>
+      <w:lvlText w:val=""/>
+      <w:lvlJc w:val="left"/>
+      <w:pPr>
+        <w:tabs>
+          <w:tab w:val="num" w:pos="6480"/>
+        </w:tabs>
+        <w:ind w:left="6480" w:hanging="360"/>
+      </w:pPr>
+      <w:rPr>
+        <w:rFonts w:ascii="Wingdings" w:hAnsi="Wingdings" w:hint="default"/>
+        <w:sz w:val="20"/>
+      </w:rPr>
+    </w:lvl>
+  </w:abstractNum>
+  <w:abstractNum w:abstractNumId="10" w15:restartNumberingAfterBreak="0">
     <w:nsid w:val="2AA94A86"/>
     <w:multiLevelType w:val="multilevel"/>
     <w:tmpl w:val="6C92810C"/>
@@ -2548,7 +4179,7 @@
       </w:rPr>
     </w:lvl>
   </w:abstractNum>
-  <w:abstractNum w:abstractNumId="10" w15:restartNumberingAfterBreak="0">
+  <w:abstractNum w:abstractNumId="11" w15:restartNumberingAfterBreak="0">
     <w:nsid w:val="2BCA0DDA"/>
     <w:multiLevelType w:val="multilevel"/>
     <w:tmpl w:val="30D4B482"/>
@@ -2697,7 +4328,7 @@
       </w:rPr>
     </w:lvl>
   </w:abstractNum>
-  <w:abstractNum w:abstractNumId="11" w15:restartNumberingAfterBreak="0">
+  <w:abstractNum w:abstractNumId="12" w15:restartNumberingAfterBreak="0">
     <w:nsid w:val="2BF93D6E"/>
     <w:multiLevelType w:val="multilevel"/>
     <w:tmpl w:val="CD526FB8"/>
@@ -2846,7 +4477,7 @@
       </w:rPr>
     </w:lvl>
   </w:abstractNum>
-  <w:abstractNum w:abstractNumId="12" w15:restartNumberingAfterBreak="0">
+  <w:abstractNum w:abstractNumId="13" w15:restartNumberingAfterBreak="0">
     <w:nsid w:val="2E093A92"/>
     <w:multiLevelType w:val="multilevel"/>
     <w:tmpl w:val="53100518"/>
@@ -2995,7 +4626,7 @@
       </w:rPr>
     </w:lvl>
   </w:abstractNum>
-  <w:abstractNum w:abstractNumId="13" w15:restartNumberingAfterBreak="0">
+  <w:abstractNum w:abstractNumId="14" w15:restartNumberingAfterBreak="0">
     <w:nsid w:val="33050984"/>
     <w:multiLevelType w:val="multilevel"/>
     <w:tmpl w:val="796A56CA"/>
@@ -3144,7 +4775,7 @@
       </w:rPr>
     </w:lvl>
   </w:abstractNum>
-  <w:abstractNum w:abstractNumId="14" w15:restartNumberingAfterBreak="0">
+  <w:abstractNum w:abstractNumId="15" w15:restartNumberingAfterBreak="0">
     <w:nsid w:val="349E478D"/>
     <w:multiLevelType w:val="multilevel"/>
     <w:tmpl w:val="743CA8A8"/>
@@ -3274,7 +4905,7 @@
       </w:rPr>
     </w:lvl>
   </w:abstractNum>
-  <w:abstractNum w:abstractNumId="15" w15:restartNumberingAfterBreak="0">
+  <w:abstractNum w:abstractNumId="16" w15:restartNumberingAfterBreak="0">
     <w:nsid w:val="36E52828"/>
     <w:multiLevelType w:val="multilevel"/>
     <w:tmpl w:val="72245294"/>
@@ -3423,7 +5054,7 @@
       </w:rPr>
     </w:lvl>
   </w:abstractNum>
-  <w:abstractNum w:abstractNumId="16" w15:restartNumberingAfterBreak="0">
+  <w:abstractNum w:abstractNumId="17" w15:restartNumberingAfterBreak="0">
     <w:nsid w:val="38F005EF"/>
     <w:multiLevelType w:val="multilevel"/>
     <w:tmpl w:val="808849A4"/>
@@ -3572,7 +5203,7 @@
       </w:rPr>
     </w:lvl>
   </w:abstractNum>
-  <w:abstractNum w:abstractNumId="17" w15:restartNumberingAfterBreak="0">
+  <w:abstractNum w:abstractNumId="18" w15:restartNumberingAfterBreak="0">
     <w:nsid w:val="3B5E4D42"/>
     <w:multiLevelType w:val="multilevel"/>
     <w:tmpl w:val="2674ABE8"/>
@@ -3721,7 +5352,7 @@
       </w:rPr>
     </w:lvl>
   </w:abstractNum>
-  <w:abstractNum w:abstractNumId="18" w15:restartNumberingAfterBreak="0">
+  <w:abstractNum w:abstractNumId="19" w15:restartNumberingAfterBreak="0">
     <w:nsid w:val="3C026AF0"/>
     <w:multiLevelType w:val="multilevel"/>
     <w:tmpl w:val="AC62C0E0"/>
@@ -3870,7 +5501,7 @@
       </w:rPr>
     </w:lvl>
   </w:abstractNum>
-  <w:abstractNum w:abstractNumId="19" w15:restartNumberingAfterBreak="0">
+  <w:abstractNum w:abstractNumId="20" w15:restartNumberingAfterBreak="0">
     <w:nsid w:val="42BF518A"/>
     <w:multiLevelType w:val="multilevel"/>
     <w:tmpl w:val="9EC6B668"/>
@@ -4019,7 +5650,7 @@
       </w:rPr>
     </w:lvl>
   </w:abstractNum>
-  <w:abstractNum w:abstractNumId="20" w15:restartNumberingAfterBreak="0">
+  <w:abstractNum w:abstractNumId="21" w15:restartNumberingAfterBreak="0">
     <w:nsid w:val="44454F71"/>
     <w:multiLevelType w:val="multilevel"/>
     <w:tmpl w:val="E7648EBE"/>
@@ -4168,7 +5799,7 @@
       </w:rPr>
     </w:lvl>
   </w:abstractNum>
-  <w:abstractNum w:abstractNumId="21" w15:restartNumberingAfterBreak="0">
+  <w:abstractNum w:abstractNumId="22" w15:restartNumberingAfterBreak="0">
     <w:nsid w:val="487A4492"/>
     <w:multiLevelType w:val="multilevel"/>
     <w:tmpl w:val="99BADFE6"/>
@@ -4317,7 +5948,7 @@
       </w:rPr>
     </w:lvl>
   </w:abstractNum>
-  <w:abstractNum w:abstractNumId="22" w15:restartNumberingAfterBreak="0">
+  <w:abstractNum w:abstractNumId="23" w15:restartNumberingAfterBreak="0">
     <w:nsid w:val="4BE25647"/>
     <w:multiLevelType w:val="multilevel"/>
     <w:tmpl w:val="60FADC94"/>
@@ -4466,7 +6097,7 @@
       </w:rPr>
     </w:lvl>
   </w:abstractNum>
-  <w:abstractNum w:abstractNumId="23" w15:restartNumberingAfterBreak="0">
+  <w:abstractNum w:abstractNumId="24" w15:restartNumberingAfterBreak="0">
     <w:nsid w:val="4C2A348E"/>
     <w:multiLevelType w:val="multilevel"/>
     <w:tmpl w:val="C41261DE"/>
@@ -4615,7 +6246,7 @@
       </w:rPr>
     </w:lvl>
   </w:abstractNum>
-  <w:abstractNum w:abstractNumId="24" w15:restartNumberingAfterBreak="0">
+  <w:abstractNum w:abstractNumId="25" w15:restartNumberingAfterBreak="0">
     <w:nsid w:val="514462B3"/>
     <w:multiLevelType w:val="multilevel"/>
     <w:tmpl w:val="5D785B6C"/>
@@ -4764,7 +6395,7 @@
       </w:rPr>
     </w:lvl>
   </w:abstractNum>
-  <w:abstractNum w:abstractNumId="25" w15:restartNumberingAfterBreak="0">
+  <w:abstractNum w:abstractNumId="26" w15:restartNumberingAfterBreak="0">
     <w:nsid w:val="5B6A3B70"/>
     <w:multiLevelType w:val="multilevel"/>
     <w:tmpl w:val="F7121EF6"/>
@@ -4913,7 +6544,7 @@
       </w:rPr>
     </w:lvl>
   </w:abstractNum>
-  <w:abstractNum w:abstractNumId="26" w15:restartNumberingAfterBreak="0">
+  <w:abstractNum w:abstractNumId="27" w15:restartNumberingAfterBreak="0">
     <w:nsid w:val="5C432E82"/>
     <w:multiLevelType w:val="multilevel"/>
     <w:tmpl w:val="0452FA4E"/>
@@ -5049,7 +6680,7 @@
       </w:rPr>
     </w:lvl>
   </w:abstractNum>
-  <w:abstractNum w:abstractNumId="27" w15:restartNumberingAfterBreak="0">
+  <w:abstractNum w:abstractNumId="28" w15:restartNumberingAfterBreak="0">
     <w:nsid w:val="63DA5C56"/>
     <w:multiLevelType w:val="multilevel"/>
     <w:tmpl w:val="346463FA"/>
@@ -5162,7 +6793,7 @@
       </w:pPr>
     </w:lvl>
   </w:abstractNum>
-  <w:abstractNum w:abstractNumId="28" w15:restartNumberingAfterBreak="0">
+  <w:abstractNum w:abstractNumId="29" w15:restartNumberingAfterBreak="0">
     <w:nsid w:val="646B34FE"/>
     <w:multiLevelType w:val="multilevel"/>
     <w:tmpl w:val="7C040F78"/>
@@ -5311,7 +6942,7 @@
       </w:rPr>
     </w:lvl>
   </w:abstractNum>
-  <w:abstractNum w:abstractNumId="29" w15:restartNumberingAfterBreak="0">
+  <w:abstractNum w:abstractNumId="30" w15:restartNumberingAfterBreak="0">
     <w:nsid w:val="65DA2498"/>
     <w:multiLevelType w:val="multilevel"/>
     <w:tmpl w:val="132AA4E8"/>
@@ -5460,7 +7091,7 @@
       </w:rPr>
     </w:lvl>
   </w:abstractNum>
-  <w:abstractNum w:abstractNumId="30" w15:restartNumberingAfterBreak="0">
+  <w:abstractNum w:abstractNumId="31" w15:restartNumberingAfterBreak="0">
     <w:nsid w:val="6E7377CE"/>
     <w:multiLevelType w:val="multilevel"/>
     <w:tmpl w:val="E7AC47E0"/>
@@ -5609,7 +7240,7 @@
       </w:rPr>
     </w:lvl>
   </w:abstractNum>
-  <w:abstractNum w:abstractNumId="31" w15:restartNumberingAfterBreak="0">
+  <w:abstractNum w:abstractNumId="32" w15:restartNumberingAfterBreak="0">
     <w:nsid w:val="75E93DC5"/>
     <w:multiLevelType w:val="multilevel"/>
     <w:tmpl w:val="FA3EBB28"/>
@@ -5758,7 +7389,7 @@
       </w:rPr>
     </w:lvl>
   </w:abstractNum>
-  <w:abstractNum w:abstractNumId="32" w15:restartNumberingAfterBreak="0">
+  <w:abstractNum w:abstractNumId="33" w15:restartNumberingAfterBreak="0">
     <w:nsid w:val="76090B8F"/>
     <w:multiLevelType w:val="multilevel"/>
     <w:tmpl w:val="51221C68"/>
@@ -5907,7 +7538,7 @@
       </w:rPr>
     </w:lvl>
   </w:abstractNum>
-  <w:abstractNum w:abstractNumId="33" w15:restartNumberingAfterBreak="0">
+  <w:abstractNum w:abstractNumId="34" w15:restartNumberingAfterBreak="0">
     <w:nsid w:val="763D4D94"/>
     <w:multiLevelType w:val="multilevel"/>
     <w:tmpl w:val="EDE4F2AE"/>
@@ -6056,7 +7687,7 @@
       </w:rPr>
     </w:lvl>
   </w:abstractNum>
-  <w:abstractNum w:abstractNumId="34" w15:restartNumberingAfterBreak="0">
+  <w:abstractNum w:abstractNumId="35" w15:restartNumberingAfterBreak="0">
     <w:nsid w:val="7A47407A"/>
     <w:multiLevelType w:val="multilevel"/>
     <w:tmpl w:val="8444B642"/>
@@ -6169,7 +7800,7 @@
       </w:pPr>
     </w:lvl>
   </w:abstractNum>
-  <w:abstractNum w:abstractNumId="35" w15:restartNumberingAfterBreak="0">
+  <w:abstractNum w:abstractNumId="36" w15:restartNumberingAfterBreak="0">
     <w:nsid w:val="7C6C122F"/>
     <w:multiLevelType w:val="multilevel"/>
     <w:tmpl w:val="756051A6"/>
@@ -6318,7 +7949,7 @@
       </w:rPr>
     </w:lvl>
   </w:abstractNum>
-  <w:abstractNum w:abstractNumId="36" w15:restartNumberingAfterBreak="0">
+  <w:abstractNum w:abstractNumId="37" w15:restartNumberingAfterBreak="0">
     <w:nsid w:val="7E1C420B"/>
     <w:multiLevelType w:val="multilevel"/>
     <w:tmpl w:val="DBF275B2"/>
@@ -6468,10 +8099,10 @@
     </w:lvl>
   </w:abstractNum>
   <w:num w:numId="1" w16cid:durableId="101652956">
-    <w:abstractNumId w:val="26"/>
+    <w:abstractNumId w:val="27"/>
   </w:num>
   <w:num w:numId="2" w16cid:durableId="1787457803">
-    <w:abstractNumId w:val="14"/>
+    <w:abstractNumId w:val="15"/>
   </w:num>
   <w:num w:numId="3" w16cid:durableId="1779719838">
     <w:abstractNumId w:val="3"/>
@@ -6483,76 +8114,76 @@
     <w:abstractNumId w:val="1"/>
   </w:num>
   <w:num w:numId="6" w16cid:durableId="509564944">
-    <w:abstractNumId w:val="9"/>
+    <w:abstractNumId w:val="10"/>
   </w:num>
   <w:num w:numId="7" w16cid:durableId="1160343432">
-    <w:abstractNumId w:val="33"/>
+    <w:abstractNumId w:val="34"/>
   </w:num>
   <w:num w:numId="8" w16cid:durableId="1951933144">
-    <w:abstractNumId w:val="18"/>
+    <w:abstractNumId w:val="19"/>
   </w:num>
   <w:num w:numId="9" w16cid:durableId="1827748019">
-    <w:abstractNumId w:val="12"/>
+    <w:abstractNumId w:val="13"/>
   </w:num>
   <w:num w:numId="10" w16cid:durableId="1716586562">
-    <w:abstractNumId w:val="36"/>
+    <w:abstractNumId w:val="37"/>
   </w:num>
   <w:num w:numId="11" w16cid:durableId="950892979">
-    <w:abstractNumId w:val="31"/>
+    <w:abstractNumId w:val="32"/>
   </w:num>
   <w:num w:numId="12" w16cid:durableId="406001202">
     <w:abstractNumId w:val="8"/>
   </w:num>
   <w:num w:numId="13" w16cid:durableId="1081953825">
-    <w:abstractNumId w:val="11"/>
+    <w:abstractNumId w:val="12"/>
   </w:num>
   <w:num w:numId="14" w16cid:durableId="1597246994">
-    <w:abstractNumId w:val="35"/>
+    <w:abstractNumId w:val="36"/>
   </w:num>
   <w:num w:numId="15" w16cid:durableId="818036895">
-    <w:abstractNumId w:val="17"/>
+    <w:abstractNumId w:val="18"/>
   </w:num>
   <w:num w:numId="16" w16cid:durableId="2115054074">
-    <w:abstractNumId w:val="21"/>
+    <w:abstractNumId w:val="22"/>
   </w:num>
   <w:num w:numId="17" w16cid:durableId="358242588">
     <w:abstractNumId w:val="7"/>
   </w:num>
   <w:num w:numId="18" w16cid:durableId="1894925191">
-    <w:abstractNumId w:val="23"/>
+    <w:abstractNumId w:val="24"/>
   </w:num>
   <w:num w:numId="19" w16cid:durableId="1418552038">
-    <w:abstractNumId w:val="20"/>
+    <w:abstractNumId w:val="21"/>
   </w:num>
   <w:num w:numId="20" w16cid:durableId="1840000377">
-    <w:abstractNumId w:val="13"/>
+    <w:abstractNumId w:val="14"/>
   </w:num>
   <w:num w:numId="21" w16cid:durableId="842860751">
-    <w:abstractNumId w:val="15"/>
+    <w:abstractNumId w:val="16"/>
   </w:num>
   <w:num w:numId="22" w16cid:durableId="1751541223">
-    <w:abstractNumId w:val="28"/>
+    <w:abstractNumId w:val="29"/>
   </w:num>
   <w:num w:numId="23" w16cid:durableId="375473097">
-    <w:abstractNumId w:val="25"/>
+    <w:abstractNumId w:val="26"/>
   </w:num>
   <w:num w:numId="24" w16cid:durableId="1224021078">
-    <w:abstractNumId w:val="10"/>
+    <w:abstractNumId w:val="11"/>
   </w:num>
   <w:num w:numId="25" w16cid:durableId="1772050698">
-    <w:abstractNumId w:val="24"/>
+    <w:abstractNumId w:val="25"/>
   </w:num>
   <w:num w:numId="26" w16cid:durableId="1042287164">
     <w:abstractNumId w:val="6"/>
   </w:num>
   <w:num w:numId="27" w16cid:durableId="1893153371">
-    <w:abstractNumId w:val="30"/>
+    <w:abstractNumId w:val="31"/>
   </w:num>
   <w:num w:numId="28" w16cid:durableId="452477017">
-    <w:abstractNumId w:val="32"/>
+    <w:abstractNumId w:val="33"/>
   </w:num>
   <w:num w:numId="29" w16cid:durableId="1953702073">
-    <w:abstractNumId w:val="29"/>
+    <w:abstractNumId w:val="30"/>
   </w:num>
   <w:num w:numId="30" w16cid:durableId="1703091801">
     <w:abstractNumId w:val="4"/>
@@ -6571,10 +8202,10 @@
     </w:lvlOverride>
   </w:num>
   <w:num w:numId="33" w16cid:durableId="947086285">
-    <w:abstractNumId w:val="16"/>
+    <w:abstractNumId w:val="17"/>
   </w:num>
   <w:num w:numId="34" w16cid:durableId="1241016290">
-    <w:abstractNumId w:val="34"/>
+    <w:abstractNumId w:val="35"/>
     <w:lvlOverride w:ilvl="0">
       <w:lvl w:ilvl="0">
         <w:numFmt w:val="decimal"/>
@@ -6584,10 +8215,10 @@
     </w:lvlOverride>
   </w:num>
   <w:num w:numId="35" w16cid:durableId="1433739027">
-    <w:abstractNumId w:val="22"/>
+    <w:abstractNumId w:val="23"/>
   </w:num>
   <w:num w:numId="36" w16cid:durableId="1953778242">
-    <w:abstractNumId w:val="27"/>
+    <w:abstractNumId w:val="28"/>
     <w:lvlOverride w:ilvl="0">
       <w:lvl w:ilvl="0">
         <w:numFmt w:val="decimal"/>
@@ -6597,7 +8228,10 @@
     </w:lvlOverride>
   </w:num>
   <w:num w:numId="37" w16cid:durableId="302318652">
-    <w:abstractNumId w:val="19"/>
+    <w:abstractNumId w:val="20"/>
+  </w:num>
+  <w:num w:numId="38" w16cid:durableId="1029767919">
+    <w:abstractNumId w:val="9"/>
   </w:num>
   <w:numIdMacAtCleanup w:val="2"/>
 </w:numbering>
@@ -7892,6 +9526,7 @@
     <w:rsid w:val="000E0F03"/>
     <w:rsid w:val="00110A31"/>
     <w:rsid w:val="00117A32"/>
+    <w:rsid w:val="00121A3F"/>
     <w:rsid w:val="00122022"/>
     <w:rsid w:val="0017688F"/>
     <w:rsid w:val="001D6187"/>
@@ -7951,6 +9586,7 @@
     <w:rsid w:val="00B67DAC"/>
     <w:rsid w:val="00B870B4"/>
     <w:rsid w:val="00BC42C9"/>
+    <w:rsid w:val="00BF1AE2"/>
     <w:rsid w:val="00C06761"/>
     <w:rsid w:val="00C4490D"/>
     <w:rsid w:val="00C52F40"/>
@@ -8757,32 +10393,26 @@
 </file>
 
 <file path=customXml/item2.xml><?xml version="1.0" encoding="utf-8"?>
-<b:Sources xmlns:b="http://schemas.openxmlformats.org/officeDocument/2006/bibliography" xmlns="http://schemas.openxmlformats.org/officeDocument/2006/bibliography" SelectedStyle="\APASixthEditionOfficeOnline.xsl" StyleName="APA" Version="6">
-  <b:Source>
-    <b:Tag>Gar11</b:Tag>
-    <b:SourceType>DocumentFromInternetSite</b:SourceType>
-    <b:Guid>{34881A65-EA16-4639-9A2D-4E7F37D55DC8}</b:Guid>
-    <b:Year>2011</b:Year>
-    <b:Month>Junio</b:Month>
-    <b:Day>15</b:Day>
-    <b:URL>https://diposit.ub.edu/dspace/bitstream/2445/18402/1/T%C3%A9cnicas%20operantes%202011.pdf</b:URL>
-    <b:Author>
-      <b:Author>
-        <b:NameList>
-          <b:Person>
-            <b:Last>Garcia-Grau</b:Last>
-            <b:First>Arturo</b:First>
-            <b:Middle>Bados y Eugeni</b:Middle>
-          </b:Person>
-        </b:NameList>
-      </b:Author>
-    </b:Author>
-    <b:RefOrder>1</b:RefOrder>
-  </b:Source>
-</b:Sources>
+<?mso-contentType ?>
+<FormTemplates xmlns="http://schemas.microsoft.com/sharepoint/v3/contenttype/forms">
+  <Display>DocumentLibraryForm</Display>
+  <Edit>DocumentLibraryForm</Edit>
+  <New>DocumentLibraryForm</New>
+</FormTemplates>
 </file>
 
 <file path=customXml/item3.xml><?xml version="1.0" encoding="utf-8"?>
+<p:properties xmlns:p="http://schemas.microsoft.com/office/2006/metadata/properties" xmlns:xsi="http://www.w3.org/2001/XMLSchema-instance" xmlns:pc="http://schemas.microsoft.com/office/infopath/2007/PartnerControls">
+  <documentManagement>
+    <TaxCatchAll xmlns="6bb79d28-80c9-4192-b874-25d85d9db259" xsi:nil="true"/>
+    <lcf76f155ced4ddcb4097134ff3c332f xmlns="5d10a710-9273-40be-99b8-c91e98a6b38c">
+      <Terms xmlns="http://schemas.microsoft.com/office/infopath/2007/PartnerControls"/>
+    </lcf76f155ced4ddcb4097134ff3c332f>
+  </documentManagement>
+</p:properties>
+</file>
+
+<file path=customXml/item4.xml><?xml version="1.0" encoding="utf-8"?>
 <ct:contentTypeSchema xmlns:ct="http://schemas.microsoft.com/office/2006/metadata/contentType" xmlns:ma="http://schemas.microsoft.com/office/2006/metadata/properties/metaAttributes" ct:_="" ma:_="" ma:contentTypeName="Documento" ma:contentTypeID="0x0101007757535DC3339F4CB814A276EF72CA4F" ma:contentTypeVersion="11" ma:contentTypeDescription="Crear nuevo documento." ma:contentTypeScope="" ma:versionID="900f44ead3667f16d47e75ff6a689201">
   <xsd:schema xmlns:xsd="http://www.w3.org/2001/XMLSchema" xmlns:xs="http://www.w3.org/2001/XMLSchema" xmlns:p="http://schemas.microsoft.com/office/2006/metadata/properties" xmlns:ns2="5d10a710-9273-40be-99b8-c91e98a6b38c" xmlns:ns3="6bb79d28-80c9-4192-b874-25d85d9db259" targetNamespace="http://schemas.microsoft.com/office/2006/metadata/properties" ma:root="true" ma:fieldsID="f12143ca8ed7596538601743d77d3d2f" ns2:_="" ns3:_="">
     <xsd:import namespace="5d10a710-9273-40be-99b8-c91e98a6b38c"/>
@@ -8977,24 +10607,30 @@
 </ct:contentTypeSchema>
 </file>
 
-<file path=customXml/item4.xml><?xml version="1.0" encoding="utf-8"?>
-<p:properties xmlns:p="http://schemas.microsoft.com/office/2006/metadata/properties" xmlns:xsi="http://www.w3.org/2001/XMLSchema-instance" xmlns:pc="http://schemas.microsoft.com/office/infopath/2007/PartnerControls">
-  <documentManagement>
-    <TaxCatchAll xmlns="6bb79d28-80c9-4192-b874-25d85d9db259" xsi:nil="true"/>
-    <lcf76f155ced4ddcb4097134ff3c332f xmlns="5d10a710-9273-40be-99b8-c91e98a6b38c">
-      <Terms xmlns="http://schemas.microsoft.com/office/infopath/2007/PartnerControls"/>
-    </lcf76f155ced4ddcb4097134ff3c332f>
-  </documentManagement>
-</p:properties>
-</file>
-
 <file path=customXml/item5.xml><?xml version="1.0" encoding="utf-8"?>
-<?mso-contentType ?>
-<FormTemplates xmlns="http://schemas.microsoft.com/sharepoint/v3/contenttype/forms">
-  <Display>DocumentLibraryForm</Display>
-  <Edit>DocumentLibraryForm</Edit>
-  <New>DocumentLibraryForm</New>
-</FormTemplates>
+<b:Sources xmlns:b="http://schemas.openxmlformats.org/officeDocument/2006/bibliography" xmlns="http://schemas.openxmlformats.org/officeDocument/2006/bibliography" SelectedStyle="\APASixthEditionOfficeOnline.xsl" StyleName="APA" Version="6">
+  <b:Source>
+    <b:Tag>Gar11</b:Tag>
+    <b:SourceType>DocumentFromInternetSite</b:SourceType>
+    <b:Guid>{34881A65-EA16-4639-9A2D-4E7F37D55DC8}</b:Guid>
+    <b:Year>2011</b:Year>
+    <b:Month>Junio</b:Month>
+    <b:Day>15</b:Day>
+    <b:URL>https://diposit.ub.edu/dspace/bitstream/2445/18402/1/T%C3%A9cnicas%20operantes%202011.pdf</b:URL>
+    <b:Author>
+      <b:Author>
+        <b:NameList>
+          <b:Person>
+            <b:Last>Garcia-Grau</b:Last>
+            <b:First>Arturo</b:First>
+            <b:Middle>Bados y Eugeni</b:Middle>
+          </b:Person>
+        </b:NameList>
+      </b:Author>
+    </b:Author>
+    <b:RefOrder>1</b:RefOrder>
+  </b:Source>
+</b:Sources>
 </file>
 
 <file path=customXml/itemProps1.xml><?xml version="1.0" encoding="utf-8"?>
@@ -9006,14 +10642,25 @@
 </file>
 
 <file path=customXml/itemProps2.xml><?xml version="1.0" encoding="utf-8"?>
-<ds:datastoreItem xmlns:ds="http://schemas.openxmlformats.org/officeDocument/2006/customXml" ds:itemID="{FDA3A5A7-2A64-4348-81DC-C2276460CCE6}">
+<ds:datastoreItem xmlns:ds="http://schemas.openxmlformats.org/officeDocument/2006/customXml" ds:itemID="{165A9622-A9B5-4E9F-A269-CD60E39117DC}">
   <ds:schemaRefs>
-    <ds:schemaRef ds:uri="http://schemas.openxmlformats.org/officeDocument/2006/bibliography"/>
+    <ds:schemaRef ds:uri="http://schemas.microsoft.com/sharepoint/v3/contenttype/forms"/>
   </ds:schemaRefs>
 </ds:datastoreItem>
 </file>
 
 <file path=customXml/itemProps3.xml><?xml version="1.0" encoding="utf-8"?>
+<ds:datastoreItem xmlns:ds="http://schemas.openxmlformats.org/officeDocument/2006/customXml" ds:itemID="{AB8F5AAA-29E2-4D7C-B8A0-61ECB9B4C4C2}">
+  <ds:schemaRefs>
+    <ds:schemaRef ds:uri="http://schemas.microsoft.com/office/2006/metadata/properties"/>
+    <ds:schemaRef ds:uri="http://schemas.microsoft.com/office/infopath/2007/PartnerControls"/>
+    <ds:schemaRef ds:uri="6bb79d28-80c9-4192-b874-25d85d9db259"/>
+    <ds:schemaRef ds:uri="5d10a710-9273-40be-99b8-c91e98a6b38c"/>
+  </ds:schemaRefs>
+</ds:datastoreItem>
+</file>
+
+<file path=customXml/itemProps4.xml><?xml version="1.0" encoding="utf-8"?>
 <ds:datastoreItem xmlns:ds="http://schemas.openxmlformats.org/officeDocument/2006/customXml" ds:itemID="{1657B930-47F4-45CA-BC5E-86BBAB207F23}">
   <ds:schemaRefs>
     <ds:schemaRef ds:uri="http://schemas.microsoft.com/office/2006/metadata/contentType"/>
@@ -9032,21 +10679,10 @@
 </ds:datastoreItem>
 </file>
 
-<file path=customXml/itemProps4.xml><?xml version="1.0" encoding="utf-8"?>
-<ds:datastoreItem xmlns:ds="http://schemas.openxmlformats.org/officeDocument/2006/customXml" ds:itemID="{AB8F5AAA-29E2-4D7C-B8A0-61ECB9B4C4C2}">
+<file path=customXml/itemProps5.xml><?xml version="1.0" encoding="utf-8"?>
+<ds:datastoreItem xmlns:ds="http://schemas.openxmlformats.org/officeDocument/2006/customXml" ds:itemID="{FDA3A5A7-2A64-4348-81DC-C2276460CCE6}">
   <ds:schemaRefs>
-    <ds:schemaRef ds:uri="http://schemas.microsoft.com/office/2006/metadata/properties"/>
-    <ds:schemaRef ds:uri="http://schemas.microsoft.com/office/infopath/2007/PartnerControls"/>
-    <ds:schemaRef ds:uri="6bb79d28-80c9-4192-b874-25d85d9db259"/>
-    <ds:schemaRef ds:uri="5d10a710-9273-40be-99b8-c91e98a6b38c"/>
-  </ds:schemaRefs>
-</ds:datastoreItem>
-</file>
-
-<file path=customXml/itemProps5.xml><?xml version="1.0" encoding="utf-8"?>
-<ds:datastoreItem xmlns:ds="http://schemas.openxmlformats.org/officeDocument/2006/customXml" ds:itemID="{165A9622-A9B5-4E9F-A269-CD60E39117DC}">
-  <ds:schemaRefs>
-    <ds:schemaRef ds:uri="http://schemas.microsoft.com/sharepoint/v3/contenttype/forms"/>
+    <ds:schemaRef ds:uri="http://schemas.openxmlformats.org/officeDocument/2006/bibliography"/>
   </ds:schemaRefs>
 </ds:datastoreItem>
 </file>